--- a/FT PULPO CONGELADO.docx
+++ b/FT PULPO CONGELADO.docx
@@ -1,6 +1,6 @@
 
 <file path=word/document.xml><?xml version="1.0" encoding="utf-8"?>
-<w:document xmlns:wpc="http://schemas.microsoft.com/office/word/2010/wordprocessingCanvas" xmlns:cx="http://schemas.microsoft.com/office/drawing/2014/chartex" xmlns:cx1="http://schemas.microsoft.com/office/drawing/2015/9/8/chartex" xmlns:cx2="http://schemas.microsoft.com/office/drawing/2015/10/21/chartex" xmlns:cx3="http://schemas.microsoft.com/office/drawing/2016/5/9/chartex" xmlns:cx4="http://schemas.microsoft.com/office/drawing/2016/5/10/chartex" xmlns:cx5="http://schemas.microsoft.com/office/drawing/2016/5/11/chartex" xmlns:cx6="http://schemas.microsoft.com/office/drawing/2016/5/12/chartex" xmlns:cx7="http://schemas.microsoft.com/office/drawing/2016/5/13/chartex" xmlns:cx8="http://schemas.microsoft.com/office/drawing/2016/5/14/chartex" xmlns:mc="http://schemas.openxmlformats.org/markup-compatibility/2006" xmlns:aink="http://schemas.microsoft.com/office/drawing/2016/ink" xmlns:am3d="http://schemas.microsoft.com/office/drawing/2017/model3d" xmlns:o="urn:schemas-microsoft-com:office:office" xmlns:oel="http://schemas.microsoft.com/office/2019/extlst" xmlns:r="http://schemas.openxmlformats.org/officeDocument/2006/relationships" xmlns:m="http://schemas.openxmlformats.org/officeDocument/2006/math" xmlns:v="urn:schemas-microsoft-com:vml" xmlns:wp14="http://schemas.microsoft.com/office/word/2010/wordprocessingDrawing" xmlns:wp="http://schemas.openxmlformats.org/drawingml/2006/wordprocessingDrawing" xmlns:w10="urn:schemas-microsoft-com:office:word" xmlns:w="http://schemas.openxmlformats.org/wordprocessingml/2006/main" xmlns:w14="http://schemas.microsoft.com/office/word/2010/wordml" xmlns:w15="http://schemas.microsoft.com/office/word/2012/wordml" xmlns:w16cex="http://schemas.microsoft.com/office/word/2018/wordml/cex" xmlns:w16cid="http://schemas.microsoft.com/office/word/2016/wordml/cid" xmlns:w16="http://schemas.microsoft.com/office/word/2018/wordml" xmlns:w16du="http://schemas.microsoft.com/office/word/2023/wordml/word16du" xmlns:w16sdtdh="http://schemas.microsoft.com/office/word/2020/wordml/sdtdatahash" xmlns:w16sdtfl="http://schemas.microsoft.com/office/word/2024/wordml/sdtformatlock" xmlns:w16se="http://schemas.microsoft.com/office/word/2015/wordml/symex" xmlns:wpg="http://schemas.microsoft.com/office/word/2010/wordprocessingGroup" xmlns:wpi="http://schemas.microsoft.com/office/word/2010/wordprocessingInk" xmlns:wne="http://schemas.microsoft.com/office/word/2006/wordml" xmlns:wps="http://schemas.microsoft.com/office/word/2010/wordprocessingShape" mc:Ignorable="w14 w15 w16se w16cid w16 w16cex w16sdtdh w16sdtfl w16du wp14">
+<w:document xmlns:wpc="http://schemas.microsoft.com/office/word/2010/wordprocessingCanvas" xmlns:cx="http://schemas.microsoft.com/office/drawing/2014/chartex" xmlns:cx1="http://schemas.microsoft.com/office/drawing/2015/9/8/chartex" xmlns:cx2="http://schemas.microsoft.com/office/drawing/2015/10/21/chartex" xmlns:cx3="http://schemas.microsoft.com/office/drawing/2016/5/9/chartex" xmlns:cx4="http://schemas.microsoft.com/office/drawing/2016/5/10/chartex" xmlns:cx5="http://schemas.microsoft.com/office/drawing/2016/5/11/chartex" xmlns:cx6="http://schemas.microsoft.com/office/drawing/2016/5/12/chartex" xmlns:cx7="http://schemas.microsoft.com/office/drawing/2016/5/13/chartex" xmlns:cx8="http://schemas.microsoft.com/office/drawing/2016/5/14/chartex" xmlns:mc="http://schemas.openxmlformats.org/markup-compatibility/2006" xmlns:aink="http://schemas.microsoft.com/office/drawing/2016/ink" xmlns:am3d="http://schemas.microsoft.com/office/drawing/2017/model3d" xmlns:o="urn:schemas-microsoft-com:office:office" xmlns:oel="http://schemas.microsoft.com/office/2019/extlst" xmlns:r="http://schemas.openxmlformats.org/officeDocument/2006/relationships" xmlns:m="http://schemas.openxmlformats.org/officeDocument/2006/math" xmlns:v="urn:schemas-microsoft-com:vml" xmlns:wp14="http://schemas.microsoft.com/office/word/2010/wordprocessingDrawing" xmlns:wp="http://schemas.openxmlformats.org/drawingml/2006/wordprocessingDrawing" xmlns:w10="urn:schemas-microsoft-com:office:word" xmlns:w="http://schemas.openxmlformats.org/wordprocessingml/2006/main" xmlns:w14="http://schemas.microsoft.com/office/word/2010/wordml" xmlns:w15="http://schemas.microsoft.com/office/word/2012/wordml" xmlns:w16cex="http://schemas.microsoft.com/office/word/2018/wordml/cex" xmlns:w16cid="http://schemas.microsoft.com/office/word/2016/wordml/cid" xmlns:w16="http://schemas.microsoft.com/office/word/2018/wordml" xmlns:w16sdtdh="http://schemas.microsoft.com/office/word/2020/wordml/sdtdatahash" xmlns:w16se="http://schemas.microsoft.com/office/word/2015/wordml/symex" xmlns:wpg="http://schemas.microsoft.com/office/word/2010/wordprocessingGroup" xmlns:wpi="http://schemas.microsoft.com/office/word/2010/wordprocessingInk" xmlns:wne="http://schemas.microsoft.com/office/word/2006/wordml" xmlns:wps="http://schemas.microsoft.com/office/word/2010/wordprocessingShape" mc:Ignorable="w14 w15 w16se w16cid w16 w16cex w16sdtdh wp14">
   <w:body>
     <w:tbl>
       <w:tblPr>
@@ -38,9 +38,8 @@
           <w:tbl>
             <w:tblPr>
               <w:tblStyle w:val="Tablaconcuadrcula"/>
-              <w:tblpPr w:leftFromText="141" w:rightFromText="141" w:vertAnchor="page" w:horzAnchor="margin" w:tblpXSpec="center" w:tblpY="230"/>
-              <w:tblOverlap w:val="never"/>
-              <w:tblW w:w="7394" w:type="dxa"/>
+              <w:tblpPr w:leftFromText="141" w:rightFromText="141" w:tblpX="-494" w:tblpY="-429"/>
+              <w:tblW w:w="8048" w:type="dxa"/>
               <w:tblBorders>
                 <w:top w:val="none" w:sz="0" w:space="0" w:color="auto"/>
                 <w:left w:val="none" w:sz="0" w:space="0" w:color="auto"/>
@@ -52,21 +51,22 @@
               <w:tblLook w:val="04A0" w:firstRow="1" w:lastRow="0" w:firstColumn="1" w:lastColumn="0" w:noHBand="0" w:noVBand="1"/>
             </w:tblPr>
             <w:tblGrid>
-              <w:gridCol w:w="1977"/>
-              <w:gridCol w:w="1537"/>
-              <w:gridCol w:w="22"/>
-              <w:gridCol w:w="1524"/>
-              <w:gridCol w:w="227"/>
-              <w:gridCol w:w="2107"/>
+              <w:gridCol w:w="2154"/>
+              <w:gridCol w:w="425"/>
+              <w:gridCol w:w="1251"/>
+              <w:gridCol w:w="19"/>
+              <w:gridCol w:w="1659"/>
+              <w:gridCol w:w="248"/>
+              <w:gridCol w:w="2292"/>
             </w:tblGrid>
             <w:tr>
               <w:trPr>
-                <w:trHeight w:val="649"/>
+                <w:trHeight w:val="706"/>
               </w:trPr>
               <w:tc>
                 <w:tcPr>
-                  <w:tcW w:w="5060" w:type="dxa"/>
-                  <w:gridSpan w:val="4"/>
+                  <w:tcW w:w="5508" w:type="dxa"/>
+                  <w:gridSpan w:val="5"/>
                   <w:tcBorders>
                     <w:top w:val="double" w:sz="18" w:space="0" w:color="auto"/>
                     <w:left w:val="double" w:sz="18" w:space="0" w:color="auto"/>
@@ -135,7 +135,7 @@
               </w:tc>
               <w:tc>
                 <w:tcPr>
-                  <w:tcW w:w="2334" w:type="dxa"/>
+                  <w:tcW w:w="2540" w:type="dxa"/>
                   <w:gridSpan w:val="2"/>
                   <w:vMerge w:val="restart"/>
                   <w:tcBorders>
@@ -214,12 +214,12 @@
             </w:tr>
             <w:tr>
               <w:trPr>
-                <w:trHeight w:val="643"/>
+                <w:trHeight w:val="697"/>
               </w:trPr>
               <w:tc>
                 <w:tcPr>
-                  <w:tcW w:w="5060" w:type="dxa"/>
-                  <w:gridSpan w:val="4"/>
+                  <w:tcW w:w="5508" w:type="dxa"/>
+                  <w:gridSpan w:val="5"/>
                   <w:tcBorders>
                     <w:top w:val="single" w:sz="4" w:space="0" w:color="000000"/>
                     <w:left w:val="double" w:sz="18" w:space="0" w:color="auto"/>
@@ -298,7 +298,7 @@
               </w:tc>
               <w:tc>
                 <w:tcPr>
-                  <w:tcW w:w="2334" w:type="dxa"/>
+                  <w:tcW w:w="2540" w:type="dxa"/>
                   <w:gridSpan w:val="2"/>
                   <w:vMerge/>
                   <w:tcBorders>
@@ -322,12 +322,12 @@
             </w:tr>
             <w:tr>
               <w:trPr>
-                <w:trHeight w:val="647"/>
+                <w:trHeight w:val="775"/>
               </w:trPr>
               <w:tc>
                 <w:tcPr>
-                  <w:tcW w:w="7394" w:type="dxa"/>
-                  <w:gridSpan w:val="6"/>
+                  <w:tcW w:w="8048" w:type="dxa"/>
+                  <w:gridSpan w:val="7"/>
                   <w:tcBorders>
                     <w:top w:val="single" w:sz="4" w:space="0" w:color="000000"/>
                     <w:left w:val="double" w:sz="18" w:space="0" w:color="auto"/>
@@ -383,11 +383,11 @@
             </w:tr>
             <w:tr>
               <w:trPr>
-                <w:trHeight w:val="1133"/>
+                <w:trHeight w:val="1227"/>
               </w:trPr>
               <w:tc>
                 <w:tcPr>
-                  <w:tcW w:w="1977" w:type="dxa"/>
+                  <w:tcW w:w="2154" w:type="dxa"/>
                   <w:tcBorders>
                     <w:top w:val="single" w:sz="4" w:space="0" w:color="444444"/>
                     <w:left w:val="double" w:sz="18" w:space="0" w:color="auto"/>
@@ -456,76 +456,7 @@
               </w:tc>
               <w:tc>
                 <w:tcPr>
-                  <w:tcW w:w="1537" w:type="dxa"/>
-                  <w:tcBorders>
-                    <w:top w:val="single" w:sz="4" w:space="0" w:color="444444"/>
-                    <w:left w:val="single" w:sz="4" w:space="0" w:color="444444"/>
-                    <w:bottom w:val="single" w:sz="4" w:space="0" w:color="444444"/>
-                    <w:right w:val="single" w:sz="4" w:space="0" w:color="444444"/>
-                  </w:tcBorders>
-                </w:tcPr>
-                <w:p>
-                  <w:pPr>
-                    <w:spacing w:line="276" w:lineRule="auto"/>
-                    <w:rPr>
-                      <w:rFonts w:ascii="Nunito Black" w:hAnsi="Nunito Black"/>
-                      <w:b/>
-                      <w:bCs/>
-                      <w:sz w:val="16"/>
-                      <w:szCs w:val="16"/>
-                    </w:rPr>
-                  </w:pPr>
-                  <w:r>
-                    <w:rPr>
-                      <w:rFonts w:ascii="Nunito Black" w:hAnsi="Nunito Black"/>
-                      <w:b/>
-                      <w:bCs/>
-                      <w:sz w:val="16"/>
-                      <w:szCs w:val="16"/>
-                    </w:rPr>
-                    <w:t>ZONA DE CAPTURA:</w:t>
-                  </w:r>
-                </w:p>
-                <w:p>
-                  <w:pPr>
-                    <w:spacing w:line="276" w:lineRule="auto"/>
-                    <w:rPr>
-                      <w:rFonts w:ascii="Nunito" w:hAnsi="Nunito"/>
-                      <w:sz w:val="16"/>
-                      <w:szCs w:val="16"/>
-                    </w:rPr>
-                  </w:pPr>
-                  <w:r>
-                    <w:rPr>
-                      <w:rFonts w:ascii="Nunito" w:hAnsi="Nunito"/>
-                      <w:sz w:val="16"/>
-                      <w:szCs w:val="16"/>
-                    </w:rPr>
-                    <w:t>{{</w:t>
-                  </w:r>
-                  <w:proofErr w:type="spellStart"/>
-                  <w:r>
-                    <w:rPr>
-                      <w:rFonts w:ascii="Nunito" w:hAnsi="Nunito"/>
-                      <w:sz w:val="16"/>
-                      <w:szCs w:val="16"/>
-                    </w:rPr>
-                    <w:t>zona_captura</w:t>
-                  </w:r>
-                  <w:proofErr w:type="spellEnd"/>
-                  <w:r>
-                    <w:rPr>
-                      <w:rFonts w:ascii="Nunito" w:hAnsi="Nunito"/>
-                      <w:sz w:val="16"/>
-                      <w:szCs w:val="16"/>
-                    </w:rPr>
-                    <w:t>}}</w:t>
-                  </w:r>
-                </w:p>
-              </w:tc>
-              <w:tc>
-                <w:tcPr>
-                  <w:tcW w:w="1545" w:type="dxa"/>
+                  <w:tcW w:w="1676" w:type="dxa"/>
                   <w:gridSpan w:val="2"/>
                   <w:tcBorders>
                     <w:top w:val="single" w:sz="4" w:space="0" w:color="444444"/>
@@ -553,7 +484,7 @@
                       <w:sz w:val="16"/>
                       <w:szCs w:val="16"/>
                     </w:rPr>
-                    <w:t>PAÍS DE ORIGEN:</w:t>
+                    <w:t>ZONA DE CAPTURA:</w:t>
                   </w:r>
                 </w:p>
                 <w:p>
@@ -580,7 +511,7 @@
                       <w:sz w:val="16"/>
                       <w:szCs w:val="16"/>
                     </w:rPr>
-                    <w:t>pais_origen</w:t>
+                    <w:t>zona_captura</w:t>
                   </w:r>
                   <w:proofErr w:type="spellEnd"/>
                   <w:r>
@@ -595,7 +526,77 @@
               </w:tc>
               <w:tc>
                 <w:tcPr>
-                  <w:tcW w:w="2334" w:type="dxa"/>
+                  <w:tcW w:w="1677" w:type="dxa"/>
+                  <w:gridSpan w:val="2"/>
+                  <w:tcBorders>
+                    <w:top w:val="single" w:sz="4" w:space="0" w:color="444444"/>
+                    <w:left w:val="single" w:sz="4" w:space="0" w:color="444444"/>
+                    <w:bottom w:val="single" w:sz="4" w:space="0" w:color="444444"/>
+                    <w:right w:val="single" w:sz="4" w:space="0" w:color="444444"/>
+                  </w:tcBorders>
+                </w:tcPr>
+                <w:p>
+                  <w:pPr>
+                    <w:spacing w:line="276" w:lineRule="auto"/>
+                    <w:rPr>
+                      <w:rFonts w:ascii="Nunito Black" w:hAnsi="Nunito Black"/>
+                      <w:b/>
+                      <w:bCs/>
+                      <w:sz w:val="16"/>
+                      <w:szCs w:val="16"/>
+                    </w:rPr>
+                  </w:pPr>
+                  <w:r>
+                    <w:rPr>
+                      <w:rFonts w:ascii="Nunito Black" w:hAnsi="Nunito Black"/>
+                      <w:b/>
+                      <w:bCs/>
+                      <w:sz w:val="16"/>
+                      <w:szCs w:val="16"/>
+                    </w:rPr>
+                    <w:t>PAÍS DE ORIGEN:</w:t>
+                  </w:r>
+                </w:p>
+                <w:p>
+                  <w:pPr>
+                    <w:spacing w:line="276" w:lineRule="auto"/>
+                    <w:rPr>
+                      <w:rFonts w:ascii="Nunito" w:hAnsi="Nunito"/>
+                      <w:sz w:val="16"/>
+                      <w:szCs w:val="16"/>
+                    </w:rPr>
+                  </w:pPr>
+                  <w:r>
+                    <w:rPr>
+                      <w:rFonts w:ascii="Nunito" w:hAnsi="Nunito"/>
+                      <w:sz w:val="16"/>
+                      <w:szCs w:val="16"/>
+                    </w:rPr>
+                    <w:t>{{</w:t>
+                  </w:r>
+                  <w:proofErr w:type="spellStart"/>
+                  <w:r>
+                    <w:rPr>
+                      <w:rFonts w:ascii="Nunito" w:hAnsi="Nunito"/>
+                      <w:sz w:val="16"/>
+                      <w:szCs w:val="16"/>
+                    </w:rPr>
+                    <w:t>pais_origen</w:t>
+                  </w:r>
+                  <w:proofErr w:type="spellEnd"/>
+                  <w:r>
+                    <w:rPr>
+                      <w:rFonts w:ascii="Nunito" w:hAnsi="Nunito"/>
+                      <w:sz w:val="16"/>
+                      <w:szCs w:val="16"/>
+                    </w:rPr>
+                    <w:t>}}</w:t>
+                  </w:r>
+                </w:p>
+              </w:tc>
+              <w:tc>
+                <w:tcPr>
+                  <w:tcW w:w="2540" w:type="dxa"/>
                   <w:gridSpan w:val="2"/>
                   <w:tcBorders>
                     <w:top w:val="single" w:sz="4" w:space="0" w:color="444444"/>
@@ -678,12 +679,12 @@
             </w:tr>
             <w:tr>
               <w:trPr>
-                <w:trHeight w:val="804"/>
+                <w:trHeight w:val="872"/>
               </w:trPr>
               <w:tc>
                 <w:tcPr>
-                  <w:tcW w:w="3536" w:type="dxa"/>
-                  <w:gridSpan w:val="3"/>
+                  <w:tcW w:w="3849" w:type="dxa"/>
+                  <w:gridSpan w:val="4"/>
                   <w:tcBorders>
                     <w:top w:val="single" w:sz="4" w:space="0" w:color="444444"/>
                     <w:left w:val="double" w:sz="18" w:space="0" w:color="auto"/>
@@ -725,8 +726,8 @@
                   <w:r>
                     <w:rPr>
                       <w:rFonts w:ascii="Nunito" w:hAnsi="Nunito"/>
-                      <w:sz w:val="16"/>
-                      <w:szCs w:val="16"/>
+                      <w:sz w:val="14"/>
+                      <w:szCs w:val="14"/>
                     </w:rPr>
                     <w:t>UNA VEZ DESCONGELADO NO VOLVER A CONGELAR</w:t>
                   </w:r>
@@ -734,7 +735,7 @@
               </w:tc>
               <w:tc>
                 <w:tcPr>
-                  <w:tcW w:w="3858" w:type="dxa"/>
+                  <w:tcW w:w="4198" w:type="dxa"/>
                   <w:gridSpan w:val="3"/>
                   <w:tcBorders>
                     <w:left w:val="single" w:sz="4" w:space="0" w:color="444444"/>
@@ -803,111 +804,155 @@
             </w:tr>
             <w:tr>
               <w:trPr>
-                <w:trHeight w:val="1057"/>
+                <w:trHeight w:val="1145"/>
               </w:trPr>
               <w:tc>
                 <w:tcPr>
-                  <w:tcW w:w="5287" w:type="dxa"/>
-                  <w:gridSpan w:val="5"/>
+                  <w:tcW w:w="2579" w:type="dxa"/>
+                  <w:gridSpan w:val="2"/>
                   <w:tcBorders>
                     <w:top w:val="single" w:sz="4" w:space="0" w:color="444444"/>
                     <w:left w:val="double" w:sz="18" w:space="0" w:color="auto"/>
                     <w:bottom w:val="double" w:sz="18" w:space="0" w:color="auto"/>
-                    <w:right w:val="single" w:sz="4" w:space="0" w:color="FFFFFF" w:themeColor="background1"/>
+                    <w:right w:val="single" w:sz="4" w:space="0" w:color="444444"/>
                   </w:tcBorders>
                 </w:tcPr>
                 <w:p>
                   <w:pPr>
-                    <w:spacing w:line="276" w:lineRule="auto"/>
-                    <w:rPr>
-                      <w:rFonts w:ascii="Nunito Black" w:hAnsi="Nunito Black"/>
-                      <w:b/>
-                      <w:bCs/>
-                      <w:sz w:val="16"/>
-                      <w:szCs w:val="16"/>
-                    </w:rPr>
-                  </w:pPr>
-                  <w:r>
-                    <w:rPr>
-                      <w:rFonts w:ascii="Nunito Black" w:hAnsi="Nunito Black"/>
-                      <w:b/>
-                      <w:bCs/>
-                      <w:sz w:val="16"/>
-                      <w:szCs w:val="16"/>
-                    </w:rPr>
-                    <w:t>EXPEDIDOR:</w:t>
-                  </w:r>
-                </w:p>
-                <w:p>
-                  <w:pPr>
-                    <w:jc w:val="center"/>
-                    <w:rPr>
-                      <w:rFonts w:ascii="Nunito" w:hAnsi="Nunito"/>
-                      <w:b/>
-                      <w:bCs/>
-                      <w:sz w:val="16"/>
-                      <w:szCs w:val="16"/>
-                    </w:rPr>
-                  </w:pPr>
-                  <w:r>
-                    <w:rPr>
-                      <w:rFonts w:ascii="Nunito" w:hAnsi="Nunito"/>
-                      <w:b/>
-                      <w:bCs/>
-                      <w:sz w:val="16"/>
-                      <w:szCs w:val="16"/>
-                    </w:rPr>
-                    <w:t xml:space="preserve">PESCADOS Y MARISCOS SANTIAGO Y SANTIAGO, S.L. </w:t>
-                  </w:r>
-                </w:p>
-                <w:p>
-                  <w:pPr>
-                    <w:jc w:val="center"/>
-                    <w:rPr>
-                      <w:rFonts w:ascii="Nunito" w:hAnsi="Nunito"/>
-                      <w:b/>
-                      <w:bCs/>
-                      <w:sz w:val="16"/>
-                      <w:szCs w:val="16"/>
-                    </w:rPr>
-                  </w:pPr>
-                  <w:r>
-                    <w:rPr>
-                      <w:rFonts w:ascii="Nunito" w:hAnsi="Nunito"/>
-                      <w:b/>
-                      <w:bCs/>
-                      <w:sz w:val="16"/>
-                      <w:szCs w:val="16"/>
-                    </w:rPr>
-                    <w:t>Calle Laguna del Marquesado nave 43C</w:t>
-                  </w:r>
-                </w:p>
-                <w:p>
-                  <w:pPr>
-                    <w:jc w:val="center"/>
-                    <w:rPr>
-                      <w:rFonts w:ascii="Nunito" w:hAnsi="Nunito"/>
-                      <w:b/>
-                      <w:bCs/>
-                      <w:sz w:val="16"/>
-                      <w:szCs w:val="16"/>
-                    </w:rPr>
-                  </w:pPr>
-                  <w:r>
-                    <w:rPr>
-                      <w:rFonts w:ascii="Nunito" w:hAnsi="Nunito"/>
-                      <w:b/>
-                      <w:bCs/>
-                      <w:sz w:val="16"/>
-                      <w:szCs w:val="16"/>
-                    </w:rPr>
-                    <w:t>28021 Madrid</w:t>
+                    <w:rPr>
+                      <w:rFonts w:ascii="Nunito Black" w:hAnsi="Nunito Black"/>
+                      <w:b/>
+                      <w:bCs/>
+                      <w:sz w:val="16"/>
+                      <w:szCs w:val="16"/>
+                    </w:rPr>
+                  </w:pPr>
+                  <w:r>
+                    <w:rPr>
+                      <w:rFonts w:ascii="Nunito Black" w:hAnsi="Nunito Black"/>
+                      <w:b/>
+                      <w:bCs/>
+                      <w:sz w:val="16"/>
+                      <w:szCs w:val="16"/>
+                    </w:rPr>
+                    <w:t>PESO NETO:</w:t>
+                  </w:r>
+                </w:p>
+                <w:p>
+                  <w:pPr>
+                    <w:rPr>
+                      <w:rFonts w:ascii="Nunito Black" w:hAnsi="Nunito Black"/>
+                      <w:b/>
+                      <w:bCs/>
+                      <w:sz w:val="16"/>
+                      <w:szCs w:val="16"/>
+                    </w:rPr>
+                  </w:pPr>
+                </w:p>
+                <w:p>
+                  <w:pPr>
+                    <w:rPr>
+                      <w:rFonts w:ascii="Nunito" w:hAnsi="Nunito"/>
+                      <w:b/>
+                      <w:bCs/>
+                      <w:sz w:val="16"/>
+                      <w:szCs w:val="16"/>
+                    </w:rPr>
+                  </w:pPr>
+                  <w:r>
+                    <w:rPr>
+                      <w:rFonts w:ascii="Nunito" w:hAnsi="Nunito"/>
+                      <w:b/>
+                      <w:bCs/>
+                      <w:sz w:val="16"/>
+                      <w:szCs w:val="16"/>
+                    </w:rPr>
+                    <w:t xml:space="preserve"> </w:t>
                   </w:r>
                 </w:p>
               </w:tc>
               <w:tc>
                 <w:tcPr>
-                  <w:tcW w:w="2107" w:type="dxa"/>
+                  <w:tcW w:w="3177" w:type="dxa"/>
+                  <w:gridSpan w:val="4"/>
+                  <w:tcBorders>
+                    <w:top w:val="single" w:sz="4" w:space="0" w:color="444444"/>
+                    <w:left w:val="single" w:sz="4" w:space="0" w:color="444444"/>
+                    <w:bottom w:val="double" w:sz="18" w:space="0" w:color="auto"/>
+                    <w:right w:val="single" w:sz="4" w:space="0" w:color="FFFFFF" w:themeColor="background1"/>
+                  </w:tcBorders>
+                  <w:vAlign w:val="center"/>
+                </w:tcPr>
+                <w:p>
+                  <w:pPr>
+                    <w:spacing w:line="276" w:lineRule="auto"/>
+                    <w:rPr>
+                      <w:rFonts w:ascii="Nunito Black" w:hAnsi="Nunito Black"/>
+                      <w:b/>
+                      <w:bCs/>
+                      <w:sz w:val="16"/>
+                      <w:szCs w:val="16"/>
+                    </w:rPr>
+                  </w:pPr>
+                  <w:r>
+                    <w:rPr>
+                      <w:rFonts w:ascii="Nunito Black" w:hAnsi="Nunito Black"/>
+                      <w:b/>
+                      <w:bCs/>
+                      <w:sz w:val="16"/>
+                      <w:szCs w:val="16"/>
+                    </w:rPr>
+                    <w:t>EXPEDIDOR:</w:t>
+                  </w:r>
+                </w:p>
+                <w:p>
+                  <w:pPr>
+                    <w:jc w:val="center"/>
+                    <w:rPr>
+                      <w:rFonts w:ascii="Nunito" w:hAnsi="Nunito"/>
+                      <w:b/>
+                      <w:bCs/>
+                      <w:sz w:val="16"/>
+                      <w:szCs w:val="16"/>
+                    </w:rPr>
+                  </w:pPr>
+                  <w:r>
+                    <w:rPr>
+                      <w:rFonts w:ascii="Nunito" w:hAnsi="Nunito"/>
+                      <w:b/>
+                      <w:bCs/>
+                      <w:sz w:val="16"/>
+                      <w:szCs w:val="16"/>
+                    </w:rPr>
+                    <w:t>PESCADOS Y MARISCOS SANTIAGO Y SANTIAGO, S.L. Calle Laguna del Marquesado nave 43C</w:t>
+                  </w:r>
+                </w:p>
+                <w:p>
+                  <w:pPr>
+                    <w:jc w:val="center"/>
+                    <w:rPr>
+                      <w:rFonts w:ascii="Nunito" w:hAnsi="Nunito"/>
+                      <w:b/>
+                      <w:bCs/>
+                      <w:sz w:val="16"/>
+                      <w:szCs w:val="16"/>
+                    </w:rPr>
+                  </w:pPr>
+                  <w:r>
+                    <w:rPr>
+                      <w:rFonts w:ascii="Nunito" w:hAnsi="Nunito"/>
+                      <w:b/>
+                      <w:bCs/>
+                      <w:sz w:val="16"/>
+                      <w:szCs w:val="16"/>
+                    </w:rPr>
+                    <w:t>28021 Madrid</w:t>
+                  </w:r>
+                </w:p>
+              </w:tc>
+              <w:tc>
+                <w:tcPr>
+                  <w:tcW w:w="2291" w:type="dxa"/>
                   <w:tcBorders>
                     <w:top w:val="single" w:sz="4" w:space="0" w:color="444444"/>
                     <w:left w:val="single" w:sz="4" w:space="0" w:color="FFFFFF" w:themeColor="background1"/>
@@ -936,18 +981,18 @@
                     <mc:AlternateContent>
                       <mc:Choice Requires="wps">
                         <w:drawing>
-                          <wp:anchor distT="0" distB="0" distL="114300" distR="114300" simplePos="0" relativeHeight="251667456" behindDoc="0" locked="0" layoutInCell="1" allowOverlap="1" wp14:anchorId="3C7F24EF" wp14:editId="6F63CDCF">
+                          <wp:anchor distT="0" distB="0" distL="114300" distR="114300" simplePos="0" relativeHeight="251667456" behindDoc="0" locked="0" layoutInCell="1" allowOverlap="1" wp14:anchorId="7A04A964" wp14:editId="1FE36BDF">
                             <wp:simplePos x="0" y="0"/>
                             <wp:positionH relativeFrom="column">
-                              <wp:posOffset>-64712</wp:posOffset>
+                              <wp:posOffset>-5715</wp:posOffset>
                             </wp:positionH>
                             <wp:positionV relativeFrom="paragraph">
-                              <wp:posOffset>-462</wp:posOffset>
+                              <wp:posOffset>14605</wp:posOffset>
                             </wp:positionV>
-                            <wp:extent cx="1253836" cy="658091"/>
-                            <wp:effectExtent l="0" t="0" r="22860" b="27940"/>
+                            <wp:extent cx="1266825" cy="704850"/>
+                            <wp:effectExtent l="0" t="0" r="28575" b="19050"/>
                             <wp:wrapNone/>
-                            <wp:docPr id="16496834" name="Elipse 2"/>
+                            <wp:docPr id="1" name="Elipse 2"/>
                             <wp:cNvGraphicFramePr/>
                             <a:graphic xmlns:a="http://schemas.openxmlformats.org/drawingml/2006/main">
                               <a:graphicData uri="http://schemas.microsoft.com/office/word/2010/wordprocessingShape">
@@ -956,7 +1001,7 @@
                                   <wps:spPr>
                                     <a:xfrm>
                                       <a:off x="0" y="0"/>
-                                      <a:ext cx="1253836" cy="658091"/>
+                                      <a:ext cx="1266825" cy="704850"/>
                                     </a:xfrm>
                                     <a:prstGeom prst="ellipse">
                                       <a:avLst/>
@@ -988,8 +1033,8 @@
                                             <w:rFonts w:ascii="Nunito" w:hAnsi="Nunito"/>
                                             <w:b/>
                                             <w:bCs/>
-                                            <w:sz w:val="14"/>
-                                            <w:szCs w:val="14"/>
+                                            <w:sz w:val="16"/>
+                                            <w:szCs w:val="16"/>
                                           </w:rPr>
                                         </w:pPr>
                                         <w:r>
@@ -997,8 +1042,8 @@
                                             <w:rFonts w:ascii="Nunito" w:hAnsi="Nunito"/>
                                             <w:b/>
                                             <w:bCs/>
-                                            <w:sz w:val="14"/>
-                                            <w:szCs w:val="14"/>
+                                            <w:sz w:val="16"/>
+                                            <w:szCs w:val="16"/>
                                           </w:rPr>
                                           <w:t>ES</w:t>
                                         </w:r>
@@ -1012,8 +1057,8 @@
                                             <w:rFonts w:ascii="Nunito" w:hAnsi="Nunito"/>
                                             <w:b/>
                                             <w:bCs/>
-                                            <w:sz w:val="14"/>
-                                            <w:szCs w:val="14"/>
+                                            <w:sz w:val="16"/>
+                                            <w:szCs w:val="16"/>
                                           </w:rPr>
                                         </w:pPr>
                                         <w:r>
@@ -1021,8 +1066,8 @@
                                             <w:rFonts w:ascii="Nunito" w:hAnsi="Nunito"/>
                                             <w:b/>
                                             <w:bCs/>
-                                            <w:sz w:val="14"/>
-                                            <w:szCs w:val="14"/>
+                                            <w:sz w:val="16"/>
+                                            <w:szCs w:val="16"/>
                                           </w:rPr>
                                           <w:t>12.00114276/M</w:t>
                                         </w:r>
@@ -1036,8 +1081,8 @@
                                             <w:rFonts w:ascii="Nunito" w:hAnsi="Nunito"/>
                                             <w:b/>
                                             <w:bCs/>
-                                            <w:sz w:val="14"/>
-                                            <w:szCs w:val="14"/>
+                                            <w:sz w:val="16"/>
+                                            <w:szCs w:val="16"/>
                                           </w:rPr>
                                         </w:pPr>
                                         <w:r>
@@ -1045,8 +1090,8 @@
                                             <w:rFonts w:ascii="Nunito" w:hAnsi="Nunito"/>
                                             <w:b/>
                                             <w:bCs/>
-                                            <w:sz w:val="14"/>
-                                            <w:szCs w:val="14"/>
+                                            <w:sz w:val="16"/>
+                                            <w:szCs w:val="16"/>
                                           </w:rPr>
                                           <w:t>CE</w:t>
                                         </w:r>
@@ -1073,7 +1118,7 @@
                       </mc:Choice>
                       <mc:Fallback>
                         <w:pict>
-                          <v:oval w14:anchorId="3C7F24EF" id="Elipse 2" o:spid="_x0000_s1026" style="position:absolute;left:0;text-align:left;margin-left:-5.1pt;margin-top:-.05pt;width:98.75pt;height:51.8pt;z-index:251667456;visibility:visible;mso-wrap-style:square;mso-width-percent:0;mso-height-percent:0;mso-wrap-distance-left:9pt;mso-wrap-distance-top:0;mso-wrap-distance-right:9pt;mso-wrap-distance-bottom:0;mso-position-horizontal:absolute;mso-position-horizontal-relative:text;mso-position-vertical:absolute;mso-position-vertical-relative:text;mso-width-percent:0;mso-height-percent:0;mso-width-relative:margin;mso-height-relative:margin;v-text-anchor:middle" o:gfxdata="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" fillcolor="white [3201]" strokecolor="black [3200]" strokeweight="1pt">
+                          <v:oval w14:anchorId="7A04A964" id="Elipse 2" o:spid="_x0000_s1026" style="position:absolute;left:0;text-align:left;margin-left:-.45pt;margin-top:1.15pt;width:99.75pt;height:55.5pt;z-index:251667456;visibility:visible;mso-wrap-style:square;mso-width-percent:0;mso-height-percent:0;mso-wrap-distance-left:9pt;mso-wrap-distance-top:0;mso-wrap-distance-right:9pt;mso-wrap-distance-bottom:0;mso-position-horizontal:absolute;mso-position-horizontal-relative:text;mso-position-vertical:absolute;mso-position-vertical-relative:text;mso-width-percent:0;mso-height-percent:0;mso-width-relative:margin;mso-height-relative:margin;v-text-anchor:middle" o:gfxdata="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" fillcolor="white [3201]" strokecolor="black [3200]" strokeweight="1pt">
                             <v:stroke joinstyle="miter"/>
                             <v:textbox>
                               <w:txbxContent>
@@ -1086,8 +1131,8 @@
                                       <w:rFonts w:ascii="Nunito" w:hAnsi="Nunito"/>
                                       <w:b/>
                                       <w:bCs/>
-                                      <w:sz w:val="14"/>
-                                      <w:szCs w:val="14"/>
+                                      <w:sz w:val="16"/>
+                                      <w:szCs w:val="16"/>
                                     </w:rPr>
                                   </w:pPr>
                                   <w:r>
@@ -1095,8 +1140,8 @@
                                       <w:rFonts w:ascii="Nunito" w:hAnsi="Nunito"/>
                                       <w:b/>
                                       <w:bCs/>
-                                      <w:sz w:val="14"/>
-                                      <w:szCs w:val="14"/>
+                                      <w:sz w:val="16"/>
+                                      <w:szCs w:val="16"/>
                                     </w:rPr>
                                     <w:t>ES</w:t>
                                   </w:r>
@@ -1110,8 +1155,8 @@
                                       <w:rFonts w:ascii="Nunito" w:hAnsi="Nunito"/>
                                       <w:b/>
                                       <w:bCs/>
-                                      <w:sz w:val="14"/>
-                                      <w:szCs w:val="14"/>
+                                      <w:sz w:val="16"/>
+                                      <w:szCs w:val="16"/>
                                     </w:rPr>
                                   </w:pPr>
                                   <w:r>
@@ -1119,8 +1164,8 @@
                                       <w:rFonts w:ascii="Nunito" w:hAnsi="Nunito"/>
                                       <w:b/>
                                       <w:bCs/>
-                                      <w:sz w:val="14"/>
-                                      <w:szCs w:val="14"/>
+                                      <w:sz w:val="16"/>
+                                      <w:szCs w:val="16"/>
                                     </w:rPr>
                                     <w:t>12.00114276/M</w:t>
                                   </w:r>
@@ -1134,8 +1179,8 @@
                                       <w:rFonts w:ascii="Nunito" w:hAnsi="Nunito"/>
                                       <w:b/>
                                       <w:bCs/>
-                                      <w:sz w:val="14"/>
-                                      <w:szCs w:val="14"/>
+                                      <w:sz w:val="16"/>
+                                      <w:szCs w:val="16"/>
                                     </w:rPr>
                                   </w:pPr>
                                   <w:r>
@@ -1143,8 +1188,8 @@
                                       <w:rFonts w:ascii="Nunito" w:hAnsi="Nunito"/>
                                       <w:b/>
                                       <w:bCs/>
-                                      <w:sz w:val="14"/>
-                                      <w:szCs w:val="14"/>
+                                      <w:sz w:val="16"/>
+                                      <w:szCs w:val="16"/>
                                     </w:rPr>
                                     <w:t>CE</w:t>
                                   </w:r>
@@ -1173,9 +1218,8 @@
           <w:tbl>
             <w:tblPr>
               <w:tblStyle w:val="Tablaconcuadrcula"/>
-              <w:tblpPr w:leftFromText="141" w:rightFromText="141" w:vertAnchor="page" w:horzAnchor="margin" w:tblpXSpec="center" w:tblpY="230"/>
-              <w:tblOverlap w:val="never"/>
-              <w:tblW w:w="7104" w:type="dxa"/>
+              <w:tblpPr w:leftFromText="141" w:rightFromText="141" w:tblpX="-494" w:tblpY="-429"/>
+              <w:tblW w:w="8048" w:type="dxa"/>
               <w:tblBorders>
                 <w:top w:val="none" w:sz="0" w:space="0" w:color="auto"/>
                 <w:left w:val="none" w:sz="0" w:space="0" w:color="auto"/>
@@ -1187,21 +1231,22 @@
               <w:tblLook w:val="04A0" w:firstRow="1" w:lastRow="0" w:firstColumn="1" w:lastColumn="0" w:noHBand="0" w:noVBand="1"/>
             </w:tblPr>
             <w:tblGrid>
-              <w:gridCol w:w="1900"/>
-              <w:gridCol w:w="1476"/>
-              <w:gridCol w:w="21"/>
-              <w:gridCol w:w="1464"/>
-              <w:gridCol w:w="219"/>
-              <w:gridCol w:w="2024"/>
+              <w:gridCol w:w="2154"/>
+              <w:gridCol w:w="425"/>
+              <w:gridCol w:w="1251"/>
+              <w:gridCol w:w="19"/>
+              <w:gridCol w:w="1659"/>
+              <w:gridCol w:w="248"/>
+              <w:gridCol w:w="2292"/>
             </w:tblGrid>
             <w:tr>
               <w:trPr>
-                <w:trHeight w:val="618"/>
+                <w:trHeight w:val="706"/>
               </w:trPr>
               <w:tc>
                 <w:tcPr>
-                  <w:tcW w:w="4861" w:type="dxa"/>
-                  <w:gridSpan w:val="4"/>
+                  <w:tcW w:w="5508" w:type="dxa"/>
+                  <w:gridSpan w:val="5"/>
                   <w:tcBorders>
                     <w:top w:val="double" w:sz="18" w:space="0" w:color="auto"/>
                     <w:left w:val="double" w:sz="18" w:space="0" w:color="auto"/>
@@ -1270,7 +1315,7 @@
               </w:tc>
               <w:tc>
                 <w:tcPr>
-                  <w:tcW w:w="2242" w:type="dxa"/>
+                  <w:tcW w:w="2540" w:type="dxa"/>
                   <w:gridSpan w:val="2"/>
                   <w:vMerge w:val="restart"/>
                   <w:tcBorders>
@@ -1349,12 +1394,12 @@
             </w:tr>
             <w:tr>
               <w:trPr>
-                <w:trHeight w:val="613"/>
+                <w:trHeight w:val="697"/>
               </w:trPr>
               <w:tc>
                 <w:tcPr>
-                  <w:tcW w:w="4861" w:type="dxa"/>
-                  <w:gridSpan w:val="4"/>
+                  <w:tcW w:w="5508" w:type="dxa"/>
+                  <w:gridSpan w:val="5"/>
                   <w:tcBorders>
                     <w:top w:val="single" w:sz="4" w:space="0" w:color="000000"/>
                     <w:left w:val="double" w:sz="18" w:space="0" w:color="auto"/>
@@ -1433,7 +1478,7 @@
               </w:tc>
               <w:tc>
                 <w:tcPr>
-                  <w:tcW w:w="2242" w:type="dxa"/>
+                  <w:tcW w:w="2540" w:type="dxa"/>
                   <w:gridSpan w:val="2"/>
                   <w:vMerge/>
                   <w:tcBorders>
@@ -1457,12 +1502,12 @@
             </w:tr>
             <w:tr>
               <w:trPr>
-                <w:trHeight w:val="616"/>
+                <w:trHeight w:val="775"/>
               </w:trPr>
               <w:tc>
                 <w:tcPr>
-                  <w:tcW w:w="7104" w:type="dxa"/>
-                  <w:gridSpan w:val="6"/>
+                  <w:tcW w:w="8048" w:type="dxa"/>
+                  <w:gridSpan w:val="7"/>
                   <w:tcBorders>
                     <w:top w:val="single" w:sz="4" w:space="0" w:color="000000"/>
                     <w:left w:val="double" w:sz="18" w:space="0" w:color="auto"/>
@@ -1518,11 +1563,11 @@
             </w:tr>
             <w:tr>
               <w:trPr>
-                <w:trHeight w:val="1080"/>
+                <w:trHeight w:val="1227"/>
               </w:trPr>
               <w:tc>
                 <w:tcPr>
-                  <w:tcW w:w="1900" w:type="dxa"/>
+                  <w:tcW w:w="2154" w:type="dxa"/>
                   <w:tcBorders>
                     <w:top w:val="single" w:sz="4" w:space="0" w:color="444444"/>
                     <w:left w:val="double" w:sz="18" w:space="0" w:color="auto"/>
@@ -1591,76 +1636,7 @@
               </w:tc>
               <w:tc>
                 <w:tcPr>
-                  <w:tcW w:w="1476" w:type="dxa"/>
-                  <w:tcBorders>
-                    <w:top w:val="single" w:sz="4" w:space="0" w:color="444444"/>
-                    <w:left w:val="single" w:sz="4" w:space="0" w:color="444444"/>
-                    <w:bottom w:val="single" w:sz="4" w:space="0" w:color="444444"/>
-                    <w:right w:val="single" w:sz="4" w:space="0" w:color="444444"/>
-                  </w:tcBorders>
-                </w:tcPr>
-                <w:p>
-                  <w:pPr>
-                    <w:spacing w:line="276" w:lineRule="auto"/>
-                    <w:rPr>
-                      <w:rFonts w:ascii="Nunito Black" w:hAnsi="Nunito Black"/>
-                      <w:b/>
-                      <w:bCs/>
-                      <w:sz w:val="16"/>
-                      <w:szCs w:val="16"/>
-                    </w:rPr>
-                  </w:pPr>
-                  <w:r>
-                    <w:rPr>
-                      <w:rFonts w:ascii="Nunito Black" w:hAnsi="Nunito Black"/>
-                      <w:b/>
-                      <w:bCs/>
-                      <w:sz w:val="16"/>
-                      <w:szCs w:val="16"/>
-                    </w:rPr>
-                    <w:t>ZONA DE CAPTURA:</w:t>
-                  </w:r>
-                </w:p>
-                <w:p>
-                  <w:pPr>
-                    <w:spacing w:line="276" w:lineRule="auto"/>
-                    <w:rPr>
-                      <w:rFonts w:ascii="Nunito" w:hAnsi="Nunito"/>
-                      <w:sz w:val="16"/>
-                      <w:szCs w:val="16"/>
-                    </w:rPr>
-                  </w:pPr>
-                  <w:r>
-                    <w:rPr>
-                      <w:rFonts w:ascii="Nunito" w:hAnsi="Nunito"/>
-                      <w:sz w:val="16"/>
-                      <w:szCs w:val="16"/>
-                    </w:rPr>
-                    <w:t>{{</w:t>
-                  </w:r>
-                  <w:proofErr w:type="spellStart"/>
-                  <w:r>
-                    <w:rPr>
-                      <w:rFonts w:ascii="Nunito" w:hAnsi="Nunito"/>
-                      <w:sz w:val="16"/>
-                      <w:szCs w:val="16"/>
-                    </w:rPr>
-                    <w:t>zona_captura</w:t>
-                  </w:r>
-                  <w:proofErr w:type="spellEnd"/>
-                  <w:r>
-                    <w:rPr>
-                      <w:rFonts w:ascii="Nunito" w:hAnsi="Nunito"/>
-                      <w:sz w:val="16"/>
-                      <w:szCs w:val="16"/>
-                    </w:rPr>
-                    <w:t>}}</w:t>
-                  </w:r>
-                </w:p>
-              </w:tc>
-              <w:tc>
-                <w:tcPr>
-                  <w:tcW w:w="1484" w:type="dxa"/>
+                  <w:tcW w:w="1676" w:type="dxa"/>
                   <w:gridSpan w:val="2"/>
                   <w:tcBorders>
                     <w:top w:val="single" w:sz="4" w:space="0" w:color="444444"/>
@@ -1688,7 +1664,7 @@
                       <w:sz w:val="16"/>
                       <w:szCs w:val="16"/>
                     </w:rPr>
-                    <w:t>PAÍS DE ORIGEN:</w:t>
+                    <w:t>ZONA DE CAPTURA:</w:t>
                   </w:r>
                 </w:p>
                 <w:p>
@@ -1715,7 +1691,7 @@
                       <w:sz w:val="16"/>
                       <w:szCs w:val="16"/>
                     </w:rPr>
-                    <w:t>pais_origen</w:t>
+                    <w:t>zona_captura</w:t>
                   </w:r>
                   <w:proofErr w:type="spellEnd"/>
                   <w:r>
@@ -1730,7 +1706,77 @@
               </w:tc>
               <w:tc>
                 <w:tcPr>
-                  <w:tcW w:w="2242" w:type="dxa"/>
+                  <w:tcW w:w="1677" w:type="dxa"/>
+                  <w:gridSpan w:val="2"/>
+                  <w:tcBorders>
+                    <w:top w:val="single" w:sz="4" w:space="0" w:color="444444"/>
+                    <w:left w:val="single" w:sz="4" w:space="0" w:color="444444"/>
+                    <w:bottom w:val="single" w:sz="4" w:space="0" w:color="444444"/>
+                    <w:right w:val="single" w:sz="4" w:space="0" w:color="444444"/>
+                  </w:tcBorders>
+                </w:tcPr>
+                <w:p>
+                  <w:pPr>
+                    <w:spacing w:line="276" w:lineRule="auto"/>
+                    <w:rPr>
+                      <w:rFonts w:ascii="Nunito Black" w:hAnsi="Nunito Black"/>
+                      <w:b/>
+                      <w:bCs/>
+                      <w:sz w:val="16"/>
+                      <w:szCs w:val="16"/>
+                    </w:rPr>
+                  </w:pPr>
+                  <w:r>
+                    <w:rPr>
+                      <w:rFonts w:ascii="Nunito Black" w:hAnsi="Nunito Black"/>
+                      <w:b/>
+                      <w:bCs/>
+                      <w:sz w:val="16"/>
+                      <w:szCs w:val="16"/>
+                    </w:rPr>
+                    <w:t>PAÍS DE ORIGEN:</w:t>
+                  </w:r>
+                </w:p>
+                <w:p>
+                  <w:pPr>
+                    <w:spacing w:line="276" w:lineRule="auto"/>
+                    <w:rPr>
+                      <w:rFonts w:ascii="Nunito" w:hAnsi="Nunito"/>
+                      <w:sz w:val="16"/>
+                      <w:szCs w:val="16"/>
+                    </w:rPr>
+                  </w:pPr>
+                  <w:r>
+                    <w:rPr>
+                      <w:rFonts w:ascii="Nunito" w:hAnsi="Nunito"/>
+                      <w:sz w:val="16"/>
+                      <w:szCs w:val="16"/>
+                    </w:rPr>
+                    <w:t>{{</w:t>
+                  </w:r>
+                  <w:proofErr w:type="spellStart"/>
+                  <w:r>
+                    <w:rPr>
+                      <w:rFonts w:ascii="Nunito" w:hAnsi="Nunito"/>
+                      <w:sz w:val="16"/>
+                      <w:szCs w:val="16"/>
+                    </w:rPr>
+                    <w:t>pais_origen</w:t>
+                  </w:r>
+                  <w:proofErr w:type="spellEnd"/>
+                  <w:r>
+                    <w:rPr>
+                      <w:rFonts w:ascii="Nunito" w:hAnsi="Nunito"/>
+                      <w:sz w:val="16"/>
+                      <w:szCs w:val="16"/>
+                    </w:rPr>
+                    <w:t>}}</w:t>
+                  </w:r>
+                </w:p>
+              </w:tc>
+              <w:tc>
+                <w:tcPr>
+                  <w:tcW w:w="2540" w:type="dxa"/>
                   <w:gridSpan w:val="2"/>
                   <w:tcBorders>
                     <w:top w:val="single" w:sz="4" w:space="0" w:color="444444"/>
@@ -1813,12 +1859,12 @@
             </w:tr>
             <w:tr>
               <w:trPr>
-                <w:trHeight w:val="766"/>
+                <w:trHeight w:val="872"/>
               </w:trPr>
               <w:tc>
                 <w:tcPr>
-                  <w:tcW w:w="3397" w:type="dxa"/>
-                  <w:gridSpan w:val="3"/>
+                  <w:tcW w:w="3849" w:type="dxa"/>
+                  <w:gridSpan w:val="4"/>
                   <w:tcBorders>
                     <w:top w:val="single" w:sz="4" w:space="0" w:color="444444"/>
                     <w:left w:val="double" w:sz="18" w:space="0" w:color="auto"/>
@@ -1860,8 +1906,8 @@
                   <w:r>
                     <w:rPr>
                       <w:rFonts w:ascii="Nunito" w:hAnsi="Nunito"/>
-                      <w:sz w:val="16"/>
-                      <w:szCs w:val="16"/>
+                      <w:sz w:val="14"/>
+                      <w:szCs w:val="14"/>
                     </w:rPr>
                     <w:t>UNA VEZ DESCONGELADO NO VOLVER A CONGELAR</w:t>
                   </w:r>
@@ -1869,7 +1915,7 @@
               </w:tc>
               <w:tc>
                 <w:tcPr>
-                  <w:tcW w:w="3707" w:type="dxa"/>
+                  <w:tcW w:w="4198" w:type="dxa"/>
                   <w:gridSpan w:val="3"/>
                   <w:tcBorders>
                     <w:left w:val="single" w:sz="4" w:space="0" w:color="444444"/>
@@ -1938,111 +1984,155 @@
             </w:tr>
             <w:tr>
               <w:trPr>
-                <w:trHeight w:val="1007"/>
+                <w:trHeight w:val="1145"/>
               </w:trPr>
               <w:tc>
                 <w:tcPr>
-                  <w:tcW w:w="5080" w:type="dxa"/>
-                  <w:gridSpan w:val="5"/>
+                  <w:tcW w:w="2579" w:type="dxa"/>
+                  <w:gridSpan w:val="2"/>
                   <w:tcBorders>
                     <w:top w:val="single" w:sz="4" w:space="0" w:color="444444"/>
                     <w:left w:val="double" w:sz="18" w:space="0" w:color="auto"/>
                     <w:bottom w:val="double" w:sz="18" w:space="0" w:color="auto"/>
-                    <w:right w:val="single" w:sz="4" w:space="0" w:color="FFFFFF" w:themeColor="background1"/>
+                    <w:right w:val="single" w:sz="4" w:space="0" w:color="444444"/>
                   </w:tcBorders>
                 </w:tcPr>
                 <w:p>
                   <w:pPr>
-                    <w:spacing w:line="276" w:lineRule="auto"/>
-                    <w:rPr>
-                      <w:rFonts w:ascii="Nunito Black" w:hAnsi="Nunito Black"/>
-                      <w:b/>
-                      <w:bCs/>
-                      <w:sz w:val="16"/>
-                      <w:szCs w:val="16"/>
-                    </w:rPr>
-                  </w:pPr>
-                  <w:r>
-                    <w:rPr>
-                      <w:rFonts w:ascii="Nunito Black" w:hAnsi="Nunito Black"/>
-                      <w:b/>
-                      <w:bCs/>
-                      <w:sz w:val="16"/>
-                      <w:szCs w:val="16"/>
-                    </w:rPr>
-                    <w:t>EXPEDIDOR:</w:t>
-                  </w:r>
-                </w:p>
-                <w:p>
-                  <w:pPr>
-                    <w:jc w:val="center"/>
-                    <w:rPr>
-                      <w:rFonts w:ascii="Nunito" w:hAnsi="Nunito"/>
-                      <w:b/>
-                      <w:bCs/>
-                      <w:sz w:val="16"/>
-                      <w:szCs w:val="16"/>
-                    </w:rPr>
-                  </w:pPr>
-                  <w:r>
-                    <w:rPr>
-                      <w:rFonts w:ascii="Nunito" w:hAnsi="Nunito"/>
-                      <w:b/>
-                      <w:bCs/>
-                      <w:sz w:val="16"/>
-                      <w:szCs w:val="16"/>
-                    </w:rPr>
-                    <w:t xml:space="preserve">PESCADOS Y MARISCOS SANTIAGO Y SANTIAGO, S.L. </w:t>
-                  </w:r>
-                </w:p>
-                <w:p>
-                  <w:pPr>
-                    <w:jc w:val="center"/>
-                    <w:rPr>
-                      <w:rFonts w:ascii="Nunito" w:hAnsi="Nunito"/>
-                      <w:b/>
-                      <w:bCs/>
-                      <w:sz w:val="16"/>
-                      <w:szCs w:val="16"/>
-                    </w:rPr>
-                  </w:pPr>
-                  <w:r>
-                    <w:rPr>
-                      <w:rFonts w:ascii="Nunito" w:hAnsi="Nunito"/>
-                      <w:b/>
-                      <w:bCs/>
-                      <w:sz w:val="16"/>
-                      <w:szCs w:val="16"/>
-                    </w:rPr>
-                    <w:t>Calle Laguna del Marquesado nave 43C</w:t>
-                  </w:r>
-                </w:p>
-                <w:p>
-                  <w:pPr>
-                    <w:jc w:val="center"/>
-                    <w:rPr>
-                      <w:rFonts w:ascii="Nunito" w:hAnsi="Nunito"/>
-                      <w:b/>
-                      <w:bCs/>
-                      <w:sz w:val="16"/>
-                      <w:szCs w:val="16"/>
-                    </w:rPr>
-                  </w:pPr>
-                  <w:r>
-                    <w:rPr>
-                      <w:rFonts w:ascii="Nunito" w:hAnsi="Nunito"/>
-                      <w:b/>
-                      <w:bCs/>
-                      <w:sz w:val="16"/>
-                      <w:szCs w:val="16"/>
-                    </w:rPr>
-                    <w:t>28021 Madrid</w:t>
+                    <w:rPr>
+                      <w:rFonts w:ascii="Nunito Black" w:hAnsi="Nunito Black"/>
+                      <w:b/>
+                      <w:bCs/>
+                      <w:sz w:val="16"/>
+                      <w:szCs w:val="16"/>
+                    </w:rPr>
+                  </w:pPr>
+                  <w:r>
+                    <w:rPr>
+                      <w:rFonts w:ascii="Nunito Black" w:hAnsi="Nunito Black"/>
+                      <w:b/>
+                      <w:bCs/>
+                      <w:sz w:val="16"/>
+                      <w:szCs w:val="16"/>
+                    </w:rPr>
+                    <w:t>PESO NETO:</w:t>
+                  </w:r>
+                </w:p>
+                <w:p>
+                  <w:pPr>
+                    <w:rPr>
+                      <w:rFonts w:ascii="Nunito Black" w:hAnsi="Nunito Black"/>
+                      <w:b/>
+                      <w:bCs/>
+                      <w:sz w:val="16"/>
+                      <w:szCs w:val="16"/>
+                    </w:rPr>
+                  </w:pPr>
+                </w:p>
+                <w:p>
+                  <w:pPr>
+                    <w:rPr>
+                      <w:rFonts w:ascii="Nunito" w:hAnsi="Nunito"/>
+                      <w:b/>
+                      <w:bCs/>
+                      <w:sz w:val="16"/>
+                      <w:szCs w:val="16"/>
+                    </w:rPr>
+                  </w:pPr>
+                  <w:r>
+                    <w:rPr>
+                      <w:rFonts w:ascii="Nunito" w:hAnsi="Nunito"/>
+                      <w:b/>
+                      <w:bCs/>
+                      <w:sz w:val="16"/>
+                      <w:szCs w:val="16"/>
+                    </w:rPr>
+                    <w:t xml:space="preserve"> </w:t>
                   </w:r>
                 </w:p>
               </w:tc>
               <w:tc>
                 <w:tcPr>
-                  <w:tcW w:w="2024" w:type="dxa"/>
+                  <w:tcW w:w="3177" w:type="dxa"/>
+                  <w:gridSpan w:val="4"/>
+                  <w:tcBorders>
+                    <w:top w:val="single" w:sz="4" w:space="0" w:color="444444"/>
+                    <w:left w:val="single" w:sz="4" w:space="0" w:color="444444"/>
+                    <w:bottom w:val="double" w:sz="18" w:space="0" w:color="auto"/>
+                    <w:right w:val="single" w:sz="4" w:space="0" w:color="FFFFFF" w:themeColor="background1"/>
+                  </w:tcBorders>
+                  <w:vAlign w:val="center"/>
+                </w:tcPr>
+                <w:p>
+                  <w:pPr>
+                    <w:spacing w:line="276" w:lineRule="auto"/>
+                    <w:rPr>
+                      <w:rFonts w:ascii="Nunito Black" w:hAnsi="Nunito Black"/>
+                      <w:b/>
+                      <w:bCs/>
+                      <w:sz w:val="16"/>
+                      <w:szCs w:val="16"/>
+                    </w:rPr>
+                  </w:pPr>
+                  <w:r>
+                    <w:rPr>
+                      <w:rFonts w:ascii="Nunito Black" w:hAnsi="Nunito Black"/>
+                      <w:b/>
+                      <w:bCs/>
+                      <w:sz w:val="16"/>
+                      <w:szCs w:val="16"/>
+                    </w:rPr>
+                    <w:t>EXPEDIDOR:</w:t>
+                  </w:r>
+                </w:p>
+                <w:p>
+                  <w:pPr>
+                    <w:jc w:val="center"/>
+                    <w:rPr>
+                      <w:rFonts w:ascii="Nunito" w:hAnsi="Nunito"/>
+                      <w:b/>
+                      <w:bCs/>
+                      <w:sz w:val="16"/>
+                      <w:szCs w:val="16"/>
+                    </w:rPr>
+                  </w:pPr>
+                  <w:r>
+                    <w:rPr>
+                      <w:rFonts w:ascii="Nunito" w:hAnsi="Nunito"/>
+                      <w:b/>
+                      <w:bCs/>
+                      <w:sz w:val="16"/>
+                      <w:szCs w:val="16"/>
+                    </w:rPr>
+                    <w:t>PESCADOS Y MARISCOS SANTIAGO Y SANTIAGO, S.L. Calle Laguna del Marquesado nave 43C</w:t>
+                  </w:r>
+                </w:p>
+                <w:p>
+                  <w:pPr>
+                    <w:jc w:val="center"/>
+                    <w:rPr>
+                      <w:rFonts w:ascii="Nunito" w:hAnsi="Nunito"/>
+                      <w:b/>
+                      <w:bCs/>
+                      <w:sz w:val="16"/>
+                      <w:szCs w:val="16"/>
+                    </w:rPr>
+                  </w:pPr>
+                  <w:r>
+                    <w:rPr>
+                      <w:rFonts w:ascii="Nunito" w:hAnsi="Nunito"/>
+                      <w:b/>
+                      <w:bCs/>
+                      <w:sz w:val="16"/>
+                      <w:szCs w:val="16"/>
+                    </w:rPr>
+                    <w:t>28021 Madrid</w:t>
+                  </w:r>
+                </w:p>
+              </w:tc>
+              <w:tc>
+                <w:tcPr>
+                  <w:tcW w:w="2291" w:type="dxa"/>
                   <w:tcBorders>
                     <w:top w:val="single" w:sz="4" w:space="0" w:color="444444"/>
                     <w:left w:val="single" w:sz="4" w:space="0" w:color="FFFFFF" w:themeColor="background1"/>
@@ -2071,18 +2161,18 @@
                     <mc:AlternateContent>
                       <mc:Choice Requires="wps">
                         <w:drawing>
-                          <wp:anchor distT="0" distB="0" distL="114300" distR="114300" simplePos="0" relativeHeight="251669504" behindDoc="0" locked="0" layoutInCell="1" allowOverlap="1" wp14:anchorId="456B207A" wp14:editId="198C4BD9">
+                          <wp:anchor distT="0" distB="0" distL="114300" distR="114300" simplePos="0" relativeHeight="251669504" behindDoc="0" locked="0" layoutInCell="1" allowOverlap="1" wp14:anchorId="3583E6D3" wp14:editId="203AFCFA">
                             <wp:simplePos x="0" y="0"/>
                             <wp:positionH relativeFrom="column">
-                              <wp:posOffset>-64712</wp:posOffset>
+                              <wp:posOffset>-6985</wp:posOffset>
                             </wp:positionH>
                             <wp:positionV relativeFrom="paragraph">
-                              <wp:posOffset>3406</wp:posOffset>
+                              <wp:posOffset>14605</wp:posOffset>
                             </wp:positionV>
-                            <wp:extent cx="1227666" cy="609600"/>
-                            <wp:effectExtent l="0" t="0" r="10795" b="19050"/>
+                            <wp:extent cx="1266825" cy="704850"/>
+                            <wp:effectExtent l="0" t="0" r="28575" b="19050"/>
                             <wp:wrapNone/>
-                            <wp:docPr id="1209120276" name="Elipse 2"/>
+                            <wp:docPr id="2" name="Elipse 2"/>
                             <wp:cNvGraphicFramePr/>
                             <a:graphic xmlns:a="http://schemas.openxmlformats.org/drawingml/2006/main">
                               <a:graphicData uri="http://schemas.microsoft.com/office/word/2010/wordprocessingShape">
@@ -2091,7 +2181,7 @@
                                   <wps:spPr>
                                     <a:xfrm>
                                       <a:off x="0" y="0"/>
-                                      <a:ext cx="1227666" cy="609600"/>
+                                      <a:ext cx="1266825" cy="704850"/>
                                     </a:xfrm>
                                     <a:prstGeom prst="ellipse">
                                       <a:avLst/>
@@ -2123,8 +2213,8 @@
                                             <w:rFonts w:ascii="Nunito" w:hAnsi="Nunito"/>
                                             <w:b/>
                                             <w:bCs/>
-                                            <w:sz w:val="14"/>
-                                            <w:szCs w:val="14"/>
+                                            <w:sz w:val="16"/>
+                                            <w:szCs w:val="16"/>
                                           </w:rPr>
                                         </w:pPr>
                                         <w:r>
@@ -2132,8 +2222,8 @@
                                             <w:rFonts w:ascii="Nunito" w:hAnsi="Nunito"/>
                                             <w:b/>
                                             <w:bCs/>
-                                            <w:sz w:val="14"/>
-                                            <w:szCs w:val="14"/>
+                                            <w:sz w:val="16"/>
+                                            <w:szCs w:val="16"/>
                                           </w:rPr>
                                           <w:t>ES</w:t>
                                         </w:r>
@@ -2147,8 +2237,8 @@
                                             <w:rFonts w:ascii="Nunito" w:hAnsi="Nunito"/>
                                             <w:b/>
                                             <w:bCs/>
-                                            <w:sz w:val="14"/>
-                                            <w:szCs w:val="14"/>
+                                            <w:sz w:val="16"/>
+                                            <w:szCs w:val="16"/>
                                           </w:rPr>
                                         </w:pPr>
                                         <w:r>
@@ -2156,8 +2246,8 @@
                                             <w:rFonts w:ascii="Nunito" w:hAnsi="Nunito"/>
                                             <w:b/>
                                             <w:bCs/>
-                                            <w:sz w:val="14"/>
-                                            <w:szCs w:val="14"/>
+                                            <w:sz w:val="16"/>
+                                            <w:szCs w:val="16"/>
                                           </w:rPr>
                                           <w:t>12.00114276/M</w:t>
                                         </w:r>
@@ -2171,8 +2261,8 @@
                                             <w:rFonts w:ascii="Nunito" w:hAnsi="Nunito"/>
                                             <w:b/>
                                             <w:bCs/>
-                                            <w:sz w:val="14"/>
-                                            <w:szCs w:val="14"/>
+                                            <w:sz w:val="16"/>
+                                            <w:szCs w:val="16"/>
                                           </w:rPr>
                                         </w:pPr>
                                         <w:r>
@@ -2180,8 +2270,8 @@
                                             <w:rFonts w:ascii="Nunito" w:hAnsi="Nunito"/>
                                             <w:b/>
                                             <w:bCs/>
-                                            <w:sz w:val="14"/>
-                                            <w:szCs w:val="14"/>
+                                            <w:sz w:val="16"/>
+                                            <w:szCs w:val="16"/>
                                           </w:rPr>
                                           <w:t>CE</w:t>
                                         </w:r>
@@ -2208,7 +2298,7 @@
                       </mc:Choice>
                       <mc:Fallback>
                         <w:pict>
-                          <v:oval w14:anchorId="456B207A" id="_x0000_s1027" style="position:absolute;left:0;text-align:left;margin-left:-5.1pt;margin-top:.25pt;width:96.65pt;height:48pt;z-index:251669504;visibility:visible;mso-wrap-style:square;mso-width-percent:0;mso-height-percent:0;mso-wrap-distance-left:9pt;mso-wrap-distance-top:0;mso-wrap-distance-right:9pt;mso-wrap-distance-bottom:0;mso-position-horizontal:absolute;mso-position-horizontal-relative:text;mso-position-vertical:absolute;mso-position-vertical-relative:text;mso-width-percent:0;mso-height-percent:0;mso-width-relative:margin;mso-height-relative:margin;v-text-anchor:middle" o:gfxdata="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" fillcolor="white [3201]" strokecolor="black [3200]" strokeweight="1pt">
+                          <v:oval w14:anchorId="3583E6D3" id="_x0000_s1027" style="position:absolute;left:0;text-align:left;margin-left:-.55pt;margin-top:1.15pt;width:99.75pt;height:55.5pt;z-index:251669504;visibility:visible;mso-wrap-style:square;mso-width-percent:0;mso-height-percent:0;mso-wrap-distance-left:9pt;mso-wrap-distance-top:0;mso-wrap-distance-right:9pt;mso-wrap-distance-bottom:0;mso-position-horizontal:absolute;mso-position-horizontal-relative:text;mso-position-vertical:absolute;mso-position-vertical-relative:text;mso-width-percent:0;mso-height-percent:0;mso-width-relative:margin;mso-height-relative:margin;v-text-anchor:middle" o:gfxdata="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" fillcolor="white [3201]" strokecolor="black [3200]" strokeweight="1pt">
                             <v:stroke joinstyle="miter"/>
                             <v:textbox>
                               <w:txbxContent>
@@ -2221,8 +2311,8 @@
                                       <w:rFonts w:ascii="Nunito" w:hAnsi="Nunito"/>
                                       <w:b/>
                                       <w:bCs/>
-                                      <w:sz w:val="14"/>
-                                      <w:szCs w:val="14"/>
+                                      <w:sz w:val="16"/>
+                                      <w:szCs w:val="16"/>
                                     </w:rPr>
                                   </w:pPr>
                                   <w:r>
@@ -2230,8 +2320,8 @@
                                       <w:rFonts w:ascii="Nunito" w:hAnsi="Nunito"/>
                                       <w:b/>
                                       <w:bCs/>
-                                      <w:sz w:val="14"/>
-                                      <w:szCs w:val="14"/>
+                                      <w:sz w:val="16"/>
+                                      <w:szCs w:val="16"/>
                                     </w:rPr>
                                     <w:t>ES</w:t>
                                   </w:r>
@@ -2245,8 +2335,8 @@
                                       <w:rFonts w:ascii="Nunito" w:hAnsi="Nunito"/>
                                       <w:b/>
                                       <w:bCs/>
-                                      <w:sz w:val="14"/>
-                                      <w:szCs w:val="14"/>
+                                      <w:sz w:val="16"/>
+                                      <w:szCs w:val="16"/>
                                     </w:rPr>
                                   </w:pPr>
                                   <w:r>
@@ -2254,8 +2344,8 @@
                                       <w:rFonts w:ascii="Nunito" w:hAnsi="Nunito"/>
                                       <w:b/>
                                       <w:bCs/>
-                                      <w:sz w:val="14"/>
-                                      <w:szCs w:val="14"/>
+                                      <w:sz w:val="16"/>
+                                      <w:szCs w:val="16"/>
                                     </w:rPr>
                                     <w:t>12.00114276/M</w:t>
                                   </w:r>
@@ -2269,8 +2359,8 @@
                                       <w:rFonts w:ascii="Nunito" w:hAnsi="Nunito"/>
                                       <w:b/>
                                       <w:bCs/>
-                                      <w:sz w:val="14"/>
-                                      <w:szCs w:val="14"/>
+                                      <w:sz w:val="16"/>
+                                      <w:szCs w:val="16"/>
                                     </w:rPr>
                                   </w:pPr>
                                   <w:r>
@@ -2278,8 +2368,8 @@
                                       <w:rFonts w:ascii="Nunito" w:hAnsi="Nunito"/>
                                       <w:b/>
                                       <w:bCs/>
-                                      <w:sz w:val="14"/>
-                                      <w:szCs w:val="14"/>
+                                      <w:sz w:val="16"/>
+                                      <w:szCs w:val="16"/>
                                     </w:rPr>
                                     <w:t>CE</w:t>
                                   </w:r>
@@ -2314,9 +2404,8 @@
           <w:tbl>
             <w:tblPr>
               <w:tblStyle w:val="Tablaconcuadrcula"/>
-              <w:tblpPr w:leftFromText="141" w:rightFromText="141" w:vertAnchor="page" w:horzAnchor="margin" w:tblpXSpec="center" w:tblpY="230"/>
-              <w:tblOverlap w:val="never"/>
-              <w:tblW w:w="7384" w:type="dxa"/>
+              <w:tblpPr w:leftFromText="141" w:rightFromText="141" w:tblpX="-494" w:tblpY="-429"/>
+              <w:tblW w:w="8048" w:type="dxa"/>
               <w:tblBorders>
                 <w:top w:val="none" w:sz="0" w:space="0" w:color="auto"/>
                 <w:left w:val="none" w:sz="0" w:space="0" w:color="auto"/>
@@ -2328,21 +2417,22 @@
               <w:tblLook w:val="04A0" w:firstRow="1" w:lastRow="0" w:firstColumn="1" w:lastColumn="0" w:noHBand="0" w:noVBand="1"/>
             </w:tblPr>
             <w:tblGrid>
-              <w:gridCol w:w="1975"/>
-              <w:gridCol w:w="1535"/>
-              <w:gridCol w:w="21"/>
-              <w:gridCol w:w="1522"/>
-              <w:gridCol w:w="227"/>
-              <w:gridCol w:w="2104"/>
+              <w:gridCol w:w="2154"/>
+              <w:gridCol w:w="425"/>
+              <w:gridCol w:w="1251"/>
+              <w:gridCol w:w="19"/>
+              <w:gridCol w:w="1659"/>
+              <w:gridCol w:w="248"/>
+              <w:gridCol w:w="2292"/>
             </w:tblGrid>
             <w:tr>
               <w:trPr>
-                <w:trHeight w:val="661"/>
+                <w:trHeight w:val="706"/>
               </w:trPr>
               <w:tc>
                 <w:tcPr>
-                  <w:tcW w:w="5053" w:type="dxa"/>
-                  <w:gridSpan w:val="4"/>
+                  <w:tcW w:w="5508" w:type="dxa"/>
+                  <w:gridSpan w:val="5"/>
                   <w:tcBorders>
                     <w:top w:val="double" w:sz="18" w:space="0" w:color="auto"/>
                     <w:left w:val="double" w:sz="18" w:space="0" w:color="auto"/>
@@ -2411,7 +2501,7 @@
               </w:tc>
               <w:tc>
                 <w:tcPr>
-                  <w:tcW w:w="2330" w:type="dxa"/>
+                  <w:tcW w:w="2540" w:type="dxa"/>
                   <w:gridSpan w:val="2"/>
                   <w:vMerge w:val="restart"/>
                   <w:tcBorders>
@@ -2490,12 +2580,12 @@
             </w:tr>
             <w:tr>
               <w:trPr>
-                <w:trHeight w:val="655"/>
+                <w:trHeight w:val="697"/>
               </w:trPr>
               <w:tc>
                 <w:tcPr>
-                  <w:tcW w:w="5053" w:type="dxa"/>
-                  <w:gridSpan w:val="4"/>
+                  <w:tcW w:w="5508" w:type="dxa"/>
+                  <w:gridSpan w:val="5"/>
                   <w:tcBorders>
                     <w:top w:val="single" w:sz="4" w:space="0" w:color="000000"/>
                     <w:left w:val="double" w:sz="18" w:space="0" w:color="auto"/>
@@ -2574,7 +2664,7 @@
               </w:tc>
               <w:tc>
                 <w:tcPr>
-                  <w:tcW w:w="2330" w:type="dxa"/>
+                  <w:tcW w:w="2540" w:type="dxa"/>
                   <w:gridSpan w:val="2"/>
                   <w:vMerge/>
                   <w:tcBorders>
@@ -2598,12 +2688,12 @@
             </w:tr>
             <w:tr>
               <w:trPr>
-                <w:trHeight w:val="659"/>
+                <w:trHeight w:val="775"/>
               </w:trPr>
               <w:tc>
                 <w:tcPr>
-                  <w:tcW w:w="7384" w:type="dxa"/>
-                  <w:gridSpan w:val="6"/>
+                  <w:tcW w:w="8048" w:type="dxa"/>
+                  <w:gridSpan w:val="7"/>
                   <w:tcBorders>
                     <w:top w:val="single" w:sz="4" w:space="0" w:color="000000"/>
                     <w:left w:val="double" w:sz="18" w:space="0" w:color="auto"/>
@@ -2659,11 +2749,11 @@
             </w:tr>
             <w:tr>
               <w:trPr>
-                <w:trHeight w:val="1154"/>
+                <w:trHeight w:val="1227"/>
               </w:trPr>
               <w:tc>
                 <w:tcPr>
-                  <w:tcW w:w="1975" w:type="dxa"/>
+                  <w:tcW w:w="2154" w:type="dxa"/>
                   <w:tcBorders>
                     <w:top w:val="single" w:sz="4" w:space="0" w:color="444444"/>
                     <w:left w:val="double" w:sz="18" w:space="0" w:color="auto"/>
@@ -2732,76 +2822,7 @@
               </w:tc>
               <w:tc>
                 <w:tcPr>
-                  <w:tcW w:w="1535" w:type="dxa"/>
-                  <w:tcBorders>
-                    <w:top w:val="single" w:sz="4" w:space="0" w:color="444444"/>
-                    <w:left w:val="single" w:sz="4" w:space="0" w:color="444444"/>
-                    <w:bottom w:val="single" w:sz="4" w:space="0" w:color="444444"/>
-                    <w:right w:val="single" w:sz="4" w:space="0" w:color="444444"/>
-                  </w:tcBorders>
-                </w:tcPr>
-                <w:p>
-                  <w:pPr>
-                    <w:spacing w:line="276" w:lineRule="auto"/>
-                    <w:rPr>
-                      <w:rFonts w:ascii="Nunito Black" w:hAnsi="Nunito Black"/>
-                      <w:b/>
-                      <w:bCs/>
-                      <w:sz w:val="16"/>
-                      <w:szCs w:val="16"/>
-                    </w:rPr>
-                  </w:pPr>
-                  <w:r>
-                    <w:rPr>
-                      <w:rFonts w:ascii="Nunito Black" w:hAnsi="Nunito Black"/>
-                      <w:b/>
-                      <w:bCs/>
-                      <w:sz w:val="16"/>
-                      <w:szCs w:val="16"/>
-                    </w:rPr>
-                    <w:t>ZONA DE CAPTURA:</w:t>
-                  </w:r>
-                </w:p>
-                <w:p>
-                  <w:pPr>
-                    <w:spacing w:line="276" w:lineRule="auto"/>
-                    <w:rPr>
-                      <w:rFonts w:ascii="Nunito" w:hAnsi="Nunito"/>
-                      <w:sz w:val="16"/>
-                      <w:szCs w:val="16"/>
-                    </w:rPr>
-                  </w:pPr>
-                  <w:r>
-                    <w:rPr>
-                      <w:rFonts w:ascii="Nunito" w:hAnsi="Nunito"/>
-                      <w:sz w:val="16"/>
-                      <w:szCs w:val="16"/>
-                    </w:rPr>
-                    <w:t>{{</w:t>
-                  </w:r>
-                  <w:proofErr w:type="spellStart"/>
-                  <w:r>
-                    <w:rPr>
-                      <w:rFonts w:ascii="Nunito" w:hAnsi="Nunito"/>
-                      <w:sz w:val="16"/>
-                      <w:szCs w:val="16"/>
-                    </w:rPr>
-                    <w:t>zona_captura</w:t>
-                  </w:r>
-                  <w:proofErr w:type="spellEnd"/>
-                  <w:r>
-                    <w:rPr>
-                      <w:rFonts w:ascii="Nunito" w:hAnsi="Nunito"/>
-                      <w:sz w:val="16"/>
-                      <w:szCs w:val="16"/>
-                    </w:rPr>
-                    <w:t>}}</w:t>
-                  </w:r>
-                </w:p>
-              </w:tc>
-              <w:tc>
-                <w:tcPr>
-                  <w:tcW w:w="1543" w:type="dxa"/>
+                  <w:tcW w:w="1676" w:type="dxa"/>
                   <w:gridSpan w:val="2"/>
                   <w:tcBorders>
                     <w:top w:val="single" w:sz="4" w:space="0" w:color="444444"/>
@@ -2829,7 +2850,7 @@
                       <w:sz w:val="16"/>
                       <w:szCs w:val="16"/>
                     </w:rPr>
-                    <w:t>PAÍS DE ORIGEN:</w:t>
+                    <w:t>ZONA DE CAPTURA:</w:t>
                   </w:r>
                 </w:p>
                 <w:p>
@@ -2856,7 +2877,7 @@
                       <w:sz w:val="16"/>
                       <w:szCs w:val="16"/>
                     </w:rPr>
-                    <w:t>pais_origen</w:t>
+                    <w:t>zona_captura</w:t>
                   </w:r>
                   <w:proofErr w:type="spellEnd"/>
                   <w:r>
@@ -2871,7 +2892,77 @@
               </w:tc>
               <w:tc>
                 <w:tcPr>
-                  <w:tcW w:w="2330" w:type="dxa"/>
+                  <w:tcW w:w="1677" w:type="dxa"/>
+                  <w:gridSpan w:val="2"/>
+                  <w:tcBorders>
+                    <w:top w:val="single" w:sz="4" w:space="0" w:color="444444"/>
+                    <w:left w:val="single" w:sz="4" w:space="0" w:color="444444"/>
+                    <w:bottom w:val="single" w:sz="4" w:space="0" w:color="444444"/>
+                    <w:right w:val="single" w:sz="4" w:space="0" w:color="444444"/>
+                  </w:tcBorders>
+                </w:tcPr>
+                <w:p>
+                  <w:pPr>
+                    <w:spacing w:line="276" w:lineRule="auto"/>
+                    <w:rPr>
+                      <w:rFonts w:ascii="Nunito Black" w:hAnsi="Nunito Black"/>
+                      <w:b/>
+                      <w:bCs/>
+                      <w:sz w:val="16"/>
+                      <w:szCs w:val="16"/>
+                    </w:rPr>
+                  </w:pPr>
+                  <w:r>
+                    <w:rPr>
+                      <w:rFonts w:ascii="Nunito Black" w:hAnsi="Nunito Black"/>
+                      <w:b/>
+                      <w:bCs/>
+                      <w:sz w:val="16"/>
+                      <w:szCs w:val="16"/>
+                    </w:rPr>
+                    <w:t>PAÍS DE ORIGEN:</w:t>
+                  </w:r>
+                </w:p>
+                <w:p>
+                  <w:pPr>
+                    <w:spacing w:line="276" w:lineRule="auto"/>
+                    <w:rPr>
+                      <w:rFonts w:ascii="Nunito" w:hAnsi="Nunito"/>
+                      <w:sz w:val="16"/>
+                      <w:szCs w:val="16"/>
+                    </w:rPr>
+                  </w:pPr>
+                  <w:r>
+                    <w:rPr>
+                      <w:rFonts w:ascii="Nunito" w:hAnsi="Nunito"/>
+                      <w:sz w:val="16"/>
+                      <w:szCs w:val="16"/>
+                    </w:rPr>
+                    <w:t>{{</w:t>
+                  </w:r>
+                  <w:proofErr w:type="spellStart"/>
+                  <w:r>
+                    <w:rPr>
+                      <w:rFonts w:ascii="Nunito" w:hAnsi="Nunito"/>
+                      <w:sz w:val="16"/>
+                      <w:szCs w:val="16"/>
+                    </w:rPr>
+                    <w:t>pais_origen</w:t>
+                  </w:r>
+                  <w:proofErr w:type="spellEnd"/>
+                  <w:r>
+                    <w:rPr>
+                      <w:rFonts w:ascii="Nunito" w:hAnsi="Nunito"/>
+                      <w:sz w:val="16"/>
+                      <w:szCs w:val="16"/>
+                    </w:rPr>
+                    <w:t>}}</w:t>
+                  </w:r>
+                </w:p>
+              </w:tc>
+              <w:tc>
+                <w:tcPr>
+                  <w:tcW w:w="2540" w:type="dxa"/>
                   <w:gridSpan w:val="2"/>
                   <w:tcBorders>
                     <w:top w:val="single" w:sz="4" w:space="0" w:color="444444"/>
@@ -2954,12 +3045,12 @@
             </w:tr>
             <w:tr>
               <w:trPr>
-                <w:trHeight w:val="819"/>
+                <w:trHeight w:val="872"/>
               </w:trPr>
               <w:tc>
                 <w:tcPr>
-                  <w:tcW w:w="3531" w:type="dxa"/>
-                  <w:gridSpan w:val="3"/>
+                  <w:tcW w:w="3849" w:type="dxa"/>
+                  <w:gridSpan w:val="4"/>
                   <w:tcBorders>
                     <w:top w:val="single" w:sz="4" w:space="0" w:color="444444"/>
                     <w:left w:val="double" w:sz="18" w:space="0" w:color="auto"/>
@@ -3001,8 +3092,8 @@
                   <w:r>
                     <w:rPr>
                       <w:rFonts w:ascii="Nunito" w:hAnsi="Nunito"/>
-                      <w:sz w:val="16"/>
-                      <w:szCs w:val="16"/>
+                      <w:sz w:val="14"/>
+                      <w:szCs w:val="14"/>
                     </w:rPr>
                     <w:t>UNA VEZ DESCONGELADO NO VOLVER A CONGELAR</w:t>
                   </w:r>
@@ -3010,7 +3101,7 @@
               </w:tc>
               <w:tc>
                 <w:tcPr>
-                  <w:tcW w:w="3852" w:type="dxa"/>
+                  <w:tcW w:w="4198" w:type="dxa"/>
                   <w:gridSpan w:val="3"/>
                   <w:tcBorders>
                     <w:left w:val="single" w:sz="4" w:space="0" w:color="444444"/>
@@ -3079,111 +3170,155 @@
             </w:tr>
             <w:tr>
               <w:trPr>
-                <w:trHeight w:val="1076"/>
+                <w:trHeight w:val="1145"/>
               </w:trPr>
               <w:tc>
                 <w:tcPr>
-                  <w:tcW w:w="5280" w:type="dxa"/>
-                  <w:gridSpan w:val="5"/>
+                  <w:tcW w:w="2579" w:type="dxa"/>
+                  <w:gridSpan w:val="2"/>
                   <w:tcBorders>
                     <w:top w:val="single" w:sz="4" w:space="0" w:color="444444"/>
                     <w:left w:val="double" w:sz="18" w:space="0" w:color="auto"/>
                     <w:bottom w:val="double" w:sz="18" w:space="0" w:color="auto"/>
-                    <w:right w:val="single" w:sz="4" w:space="0" w:color="FFFFFF" w:themeColor="background1"/>
+                    <w:right w:val="single" w:sz="4" w:space="0" w:color="444444"/>
                   </w:tcBorders>
                 </w:tcPr>
                 <w:p>
                   <w:pPr>
-                    <w:spacing w:line="276" w:lineRule="auto"/>
-                    <w:rPr>
-                      <w:rFonts w:ascii="Nunito Black" w:hAnsi="Nunito Black"/>
-                      <w:b/>
-                      <w:bCs/>
-                      <w:sz w:val="16"/>
-                      <w:szCs w:val="16"/>
-                    </w:rPr>
-                  </w:pPr>
-                  <w:r>
-                    <w:rPr>
-                      <w:rFonts w:ascii="Nunito Black" w:hAnsi="Nunito Black"/>
-                      <w:b/>
-                      <w:bCs/>
-                      <w:sz w:val="16"/>
-                      <w:szCs w:val="16"/>
-                    </w:rPr>
-                    <w:t>EXPEDIDOR:</w:t>
-                  </w:r>
-                </w:p>
-                <w:p>
-                  <w:pPr>
-                    <w:jc w:val="center"/>
-                    <w:rPr>
-                      <w:rFonts w:ascii="Nunito" w:hAnsi="Nunito"/>
-                      <w:b/>
-                      <w:bCs/>
-                      <w:sz w:val="16"/>
-                      <w:szCs w:val="16"/>
-                    </w:rPr>
-                  </w:pPr>
-                  <w:r>
-                    <w:rPr>
-                      <w:rFonts w:ascii="Nunito" w:hAnsi="Nunito"/>
-                      <w:b/>
-                      <w:bCs/>
-                      <w:sz w:val="16"/>
-                      <w:szCs w:val="16"/>
-                    </w:rPr>
-                    <w:t xml:space="preserve">PESCADOS Y MARISCOS SANTIAGO Y SANTIAGO, S.L. </w:t>
-                  </w:r>
-                </w:p>
-                <w:p>
-                  <w:pPr>
-                    <w:jc w:val="center"/>
-                    <w:rPr>
-                      <w:rFonts w:ascii="Nunito" w:hAnsi="Nunito"/>
-                      <w:b/>
-                      <w:bCs/>
-                      <w:sz w:val="16"/>
-                      <w:szCs w:val="16"/>
-                    </w:rPr>
-                  </w:pPr>
-                  <w:r>
-                    <w:rPr>
-                      <w:rFonts w:ascii="Nunito" w:hAnsi="Nunito"/>
-                      <w:b/>
-                      <w:bCs/>
-                      <w:sz w:val="16"/>
-                      <w:szCs w:val="16"/>
-                    </w:rPr>
-                    <w:t>Calle Laguna del Marquesado nave 43C</w:t>
-                  </w:r>
-                </w:p>
-                <w:p>
-                  <w:pPr>
-                    <w:jc w:val="center"/>
-                    <w:rPr>
-                      <w:rFonts w:ascii="Nunito" w:hAnsi="Nunito"/>
-                      <w:b/>
-                      <w:bCs/>
-                      <w:sz w:val="16"/>
-                      <w:szCs w:val="16"/>
-                    </w:rPr>
-                  </w:pPr>
-                  <w:r>
-                    <w:rPr>
-                      <w:rFonts w:ascii="Nunito" w:hAnsi="Nunito"/>
-                      <w:b/>
-                      <w:bCs/>
-                      <w:sz w:val="16"/>
-                      <w:szCs w:val="16"/>
-                    </w:rPr>
-                    <w:t>28021 Madrid</w:t>
+                    <w:rPr>
+                      <w:rFonts w:ascii="Nunito Black" w:hAnsi="Nunito Black"/>
+                      <w:b/>
+                      <w:bCs/>
+                      <w:sz w:val="16"/>
+                      <w:szCs w:val="16"/>
+                    </w:rPr>
+                  </w:pPr>
+                  <w:r>
+                    <w:rPr>
+                      <w:rFonts w:ascii="Nunito Black" w:hAnsi="Nunito Black"/>
+                      <w:b/>
+                      <w:bCs/>
+                      <w:sz w:val="16"/>
+                      <w:szCs w:val="16"/>
+                    </w:rPr>
+                    <w:t>PESO NETO:</w:t>
+                  </w:r>
+                </w:p>
+                <w:p>
+                  <w:pPr>
+                    <w:rPr>
+                      <w:rFonts w:ascii="Nunito Black" w:hAnsi="Nunito Black"/>
+                      <w:b/>
+                      <w:bCs/>
+                      <w:sz w:val="16"/>
+                      <w:szCs w:val="16"/>
+                    </w:rPr>
+                  </w:pPr>
+                </w:p>
+                <w:p>
+                  <w:pPr>
+                    <w:rPr>
+                      <w:rFonts w:ascii="Nunito" w:hAnsi="Nunito"/>
+                      <w:b/>
+                      <w:bCs/>
+                      <w:sz w:val="16"/>
+                      <w:szCs w:val="16"/>
+                    </w:rPr>
+                  </w:pPr>
+                  <w:r>
+                    <w:rPr>
+                      <w:rFonts w:ascii="Nunito" w:hAnsi="Nunito"/>
+                      <w:b/>
+                      <w:bCs/>
+                      <w:sz w:val="16"/>
+                      <w:szCs w:val="16"/>
+                    </w:rPr>
+                    <w:t xml:space="preserve"> </w:t>
                   </w:r>
                 </w:p>
               </w:tc>
               <w:tc>
                 <w:tcPr>
-                  <w:tcW w:w="2103" w:type="dxa"/>
+                  <w:tcW w:w="3177" w:type="dxa"/>
+                  <w:gridSpan w:val="4"/>
+                  <w:tcBorders>
+                    <w:top w:val="single" w:sz="4" w:space="0" w:color="444444"/>
+                    <w:left w:val="single" w:sz="4" w:space="0" w:color="444444"/>
+                    <w:bottom w:val="double" w:sz="18" w:space="0" w:color="auto"/>
+                    <w:right w:val="single" w:sz="4" w:space="0" w:color="FFFFFF" w:themeColor="background1"/>
+                  </w:tcBorders>
+                  <w:vAlign w:val="center"/>
+                </w:tcPr>
+                <w:p>
+                  <w:pPr>
+                    <w:spacing w:line="276" w:lineRule="auto"/>
+                    <w:rPr>
+                      <w:rFonts w:ascii="Nunito Black" w:hAnsi="Nunito Black"/>
+                      <w:b/>
+                      <w:bCs/>
+                      <w:sz w:val="16"/>
+                      <w:szCs w:val="16"/>
+                    </w:rPr>
+                  </w:pPr>
+                  <w:r>
+                    <w:rPr>
+                      <w:rFonts w:ascii="Nunito Black" w:hAnsi="Nunito Black"/>
+                      <w:b/>
+                      <w:bCs/>
+                      <w:sz w:val="16"/>
+                      <w:szCs w:val="16"/>
+                    </w:rPr>
+                    <w:t>EXPEDIDOR:</w:t>
+                  </w:r>
+                </w:p>
+                <w:p>
+                  <w:pPr>
+                    <w:jc w:val="center"/>
+                    <w:rPr>
+                      <w:rFonts w:ascii="Nunito" w:hAnsi="Nunito"/>
+                      <w:b/>
+                      <w:bCs/>
+                      <w:sz w:val="16"/>
+                      <w:szCs w:val="16"/>
+                    </w:rPr>
+                  </w:pPr>
+                  <w:r>
+                    <w:rPr>
+                      <w:rFonts w:ascii="Nunito" w:hAnsi="Nunito"/>
+                      <w:b/>
+                      <w:bCs/>
+                      <w:sz w:val="16"/>
+                      <w:szCs w:val="16"/>
+                    </w:rPr>
+                    <w:t>PESCADOS Y MARISCOS SANTIAGO Y SANTIAGO, S.L. Calle Laguna del Marquesado nave 43C</w:t>
+                  </w:r>
+                </w:p>
+                <w:p>
+                  <w:pPr>
+                    <w:jc w:val="center"/>
+                    <w:rPr>
+                      <w:rFonts w:ascii="Nunito" w:hAnsi="Nunito"/>
+                      <w:b/>
+                      <w:bCs/>
+                      <w:sz w:val="16"/>
+                      <w:szCs w:val="16"/>
+                    </w:rPr>
+                  </w:pPr>
+                  <w:r>
+                    <w:rPr>
+                      <w:rFonts w:ascii="Nunito" w:hAnsi="Nunito"/>
+                      <w:b/>
+                      <w:bCs/>
+                      <w:sz w:val="16"/>
+                      <w:szCs w:val="16"/>
+                    </w:rPr>
+                    <w:t>28021 Madrid</w:t>
+                  </w:r>
+                </w:p>
+              </w:tc>
+              <w:tc>
+                <w:tcPr>
+                  <w:tcW w:w="2291" w:type="dxa"/>
                   <w:tcBorders>
                     <w:top w:val="single" w:sz="4" w:space="0" w:color="444444"/>
                     <w:left w:val="single" w:sz="4" w:space="0" w:color="FFFFFF" w:themeColor="background1"/>
@@ -3212,18 +3347,18 @@
                     <mc:AlternateContent>
                       <mc:Choice Requires="wps">
                         <w:drawing>
-                          <wp:anchor distT="0" distB="0" distL="114300" distR="114300" simplePos="0" relativeHeight="251673600" behindDoc="0" locked="0" layoutInCell="1" allowOverlap="1" wp14:anchorId="70D325B9" wp14:editId="6F5B2A08">
+                          <wp:anchor distT="0" distB="0" distL="114300" distR="114300" simplePos="0" relativeHeight="251663360" behindDoc="0" locked="0" layoutInCell="1" allowOverlap="1" wp14:anchorId="71847A94" wp14:editId="33923B6B">
                             <wp:simplePos x="0" y="0"/>
                             <wp:positionH relativeFrom="column">
-                              <wp:posOffset>-66675</wp:posOffset>
+                              <wp:posOffset>-50165</wp:posOffset>
                             </wp:positionH>
                             <wp:positionV relativeFrom="paragraph">
-                              <wp:posOffset>2540</wp:posOffset>
+                              <wp:posOffset>11430</wp:posOffset>
                             </wp:positionV>
-                            <wp:extent cx="1227666" cy="685800"/>
-                            <wp:effectExtent l="0" t="0" r="10795" b="19050"/>
+                            <wp:extent cx="1266825" cy="704850"/>
+                            <wp:effectExtent l="0" t="0" r="28575" b="19050"/>
                             <wp:wrapNone/>
-                            <wp:docPr id="882089206" name="Elipse 2"/>
+                            <wp:docPr id="883447086" name="Elipse 2"/>
                             <wp:cNvGraphicFramePr/>
                             <a:graphic xmlns:a="http://schemas.openxmlformats.org/drawingml/2006/main">
                               <a:graphicData uri="http://schemas.microsoft.com/office/word/2010/wordprocessingShape">
@@ -3232,7 +3367,7 @@
                                   <wps:spPr>
                                     <a:xfrm>
                                       <a:off x="0" y="0"/>
-                                      <a:ext cx="1227666" cy="685800"/>
+                                      <a:ext cx="1266825" cy="704850"/>
                                     </a:xfrm>
                                     <a:prstGeom prst="ellipse">
                                       <a:avLst/>
@@ -3264,8 +3399,8 @@
                                             <w:rFonts w:ascii="Nunito" w:hAnsi="Nunito"/>
                                             <w:b/>
                                             <w:bCs/>
-                                            <w:sz w:val="14"/>
-                                            <w:szCs w:val="14"/>
+                                            <w:sz w:val="16"/>
+                                            <w:szCs w:val="16"/>
                                           </w:rPr>
                                         </w:pPr>
                                         <w:r>
@@ -3273,8 +3408,8 @@
                                             <w:rFonts w:ascii="Nunito" w:hAnsi="Nunito"/>
                                             <w:b/>
                                             <w:bCs/>
-                                            <w:sz w:val="14"/>
-                                            <w:szCs w:val="14"/>
+                                            <w:sz w:val="16"/>
+                                            <w:szCs w:val="16"/>
                                           </w:rPr>
                                           <w:t>ES</w:t>
                                         </w:r>
@@ -3288,8 +3423,8 @@
                                             <w:rFonts w:ascii="Nunito" w:hAnsi="Nunito"/>
                                             <w:b/>
                                             <w:bCs/>
-                                            <w:sz w:val="14"/>
-                                            <w:szCs w:val="14"/>
+                                            <w:sz w:val="16"/>
+                                            <w:szCs w:val="16"/>
                                           </w:rPr>
                                         </w:pPr>
                                         <w:r>
@@ -3297,8 +3432,8 @@
                                             <w:rFonts w:ascii="Nunito" w:hAnsi="Nunito"/>
                                             <w:b/>
                                             <w:bCs/>
-                                            <w:sz w:val="14"/>
-                                            <w:szCs w:val="14"/>
+                                            <w:sz w:val="16"/>
+                                            <w:szCs w:val="16"/>
                                           </w:rPr>
                                           <w:t>12.00114276/M</w:t>
                                         </w:r>
@@ -3312,8 +3447,8 @@
                                             <w:rFonts w:ascii="Nunito" w:hAnsi="Nunito"/>
                                             <w:b/>
                                             <w:bCs/>
-                                            <w:sz w:val="14"/>
-                                            <w:szCs w:val="14"/>
+                                            <w:sz w:val="16"/>
+                                            <w:szCs w:val="16"/>
                                           </w:rPr>
                                         </w:pPr>
                                         <w:r>
@@ -3321,8 +3456,8 @@
                                             <w:rFonts w:ascii="Nunito" w:hAnsi="Nunito"/>
                                             <w:b/>
                                             <w:bCs/>
-                                            <w:sz w:val="14"/>
-                                            <w:szCs w:val="14"/>
+                                            <w:sz w:val="16"/>
+                                            <w:szCs w:val="16"/>
                                           </w:rPr>
                                           <w:t>CE</w:t>
                                         </w:r>
@@ -3349,7 +3484,7 @@
                       </mc:Choice>
                       <mc:Fallback>
                         <w:pict>
-                          <v:oval w14:anchorId="70D325B9" id="_x0000_s1028" style="position:absolute;left:0;text-align:left;margin-left:-5.25pt;margin-top:.2pt;width:96.65pt;height:54pt;z-index:251673600;visibility:visible;mso-wrap-style:square;mso-width-percent:0;mso-height-percent:0;mso-wrap-distance-left:9pt;mso-wrap-distance-top:0;mso-wrap-distance-right:9pt;mso-wrap-distance-bottom:0;mso-position-horizontal:absolute;mso-position-horizontal-relative:text;mso-position-vertical:absolute;mso-position-vertical-relative:text;mso-width-percent:0;mso-height-percent:0;mso-width-relative:margin;mso-height-relative:margin;v-text-anchor:middle" o:gfxdata="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" fillcolor="white [3201]" strokecolor="black [3200]" strokeweight="1pt">
+                          <v:oval w14:anchorId="71847A94" id="_x0000_s1028" style="position:absolute;left:0;text-align:left;margin-left:-3.95pt;margin-top:.9pt;width:99.75pt;height:55.5pt;z-index:251663360;visibility:visible;mso-wrap-style:square;mso-width-percent:0;mso-height-percent:0;mso-wrap-distance-left:9pt;mso-wrap-distance-top:0;mso-wrap-distance-right:9pt;mso-wrap-distance-bottom:0;mso-position-horizontal:absolute;mso-position-horizontal-relative:text;mso-position-vertical:absolute;mso-position-vertical-relative:text;mso-width-percent:0;mso-height-percent:0;mso-width-relative:margin;mso-height-relative:margin;v-text-anchor:middle" o:gfxdata="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" fillcolor="white [3201]" strokecolor="black [3200]" strokeweight="1pt">
                             <v:stroke joinstyle="miter"/>
                             <v:textbox>
                               <w:txbxContent>
@@ -3362,8 +3497,8 @@
                                       <w:rFonts w:ascii="Nunito" w:hAnsi="Nunito"/>
                                       <w:b/>
                                       <w:bCs/>
-                                      <w:sz w:val="14"/>
-                                      <w:szCs w:val="14"/>
+                                      <w:sz w:val="16"/>
+                                      <w:szCs w:val="16"/>
                                     </w:rPr>
                                   </w:pPr>
                                   <w:r>
@@ -3371,8 +3506,8 @@
                                       <w:rFonts w:ascii="Nunito" w:hAnsi="Nunito"/>
                                       <w:b/>
                                       <w:bCs/>
-                                      <w:sz w:val="14"/>
-                                      <w:szCs w:val="14"/>
+                                      <w:sz w:val="16"/>
+                                      <w:szCs w:val="16"/>
                                     </w:rPr>
                                     <w:t>ES</w:t>
                                   </w:r>
@@ -3386,8 +3521,8 @@
                                       <w:rFonts w:ascii="Nunito" w:hAnsi="Nunito"/>
                                       <w:b/>
                                       <w:bCs/>
-                                      <w:sz w:val="14"/>
-                                      <w:szCs w:val="14"/>
+                                      <w:sz w:val="16"/>
+                                      <w:szCs w:val="16"/>
                                     </w:rPr>
                                   </w:pPr>
                                   <w:r>
@@ -3395,8 +3530,8 @@
                                       <w:rFonts w:ascii="Nunito" w:hAnsi="Nunito"/>
                                       <w:b/>
                                       <w:bCs/>
-                                      <w:sz w:val="14"/>
-                                      <w:szCs w:val="14"/>
+                                      <w:sz w:val="16"/>
+                                      <w:szCs w:val="16"/>
                                     </w:rPr>
                                     <w:t>12.00114276/M</w:t>
                                   </w:r>
@@ -3410,8 +3545,8 @@
                                       <w:rFonts w:ascii="Nunito" w:hAnsi="Nunito"/>
                                       <w:b/>
                                       <w:bCs/>
-                                      <w:sz w:val="14"/>
-                                      <w:szCs w:val="14"/>
+                                      <w:sz w:val="16"/>
+                                      <w:szCs w:val="16"/>
                                     </w:rPr>
                                   </w:pPr>
                                   <w:r>
@@ -3419,8 +3554,8 @@
                                       <w:rFonts w:ascii="Nunito" w:hAnsi="Nunito"/>
                                       <w:b/>
                                       <w:bCs/>
-                                      <w:sz w:val="14"/>
-                                      <w:szCs w:val="14"/>
+                                      <w:sz w:val="16"/>
+                                      <w:szCs w:val="16"/>
                                     </w:rPr>
                                     <w:t>CE</w:t>
                                   </w:r>
@@ -3449,9 +3584,8 @@
           <w:tbl>
             <w:tblPr>
               <w:tblStyle w:val="Tablaconcuadrcula"/>
-              <w:tblpPr w:leftFromText="141" w:rightFromText="141" w:vertAnchor="page" w:horzAnchor="margin" w:tblpXSpec="center" w:tblpY="230"/>
-              <w:tblOverlap w:val="never"/>
-              <w:tblW w:w="7384" w:type="dxa"/>
+              <w:tblpPr w:leftFromText="141" w:rightFromText="141" w:tblpX="-494" w:tblpY="-429"/>
+              <w:tblW w:w="8048" w:type="dxa"/>
               <w:tblBorders>
                 <w:top w:val="none" w:sz="0" w:space="0" w:color="auto"/>
                 <w:left w:val="none" w:sz="0" w:space="0" w:color="auto"/>
@@ -3463,21 +3597,22 @@
               <w:tblLook w:val="04A0" w:firstRow="1" w:lastRow="0" w:firstColumn="1" w:lastColumn="0" w:noHBand="0" w:noVBand="1"/>
             </w:tblPr>
             <w:tblGrid>
-              <w:gridCol w:w="1975"/>
-              <w:gridCol w:w="1535"/>
-              <w:gridCol w:w="21"/>
-              <w:gridCol w:w="1522"/>
-              <w:gridCol w:w="227"/>
-              <w:gridCol w:w="2104"/>
+              <w:gridCol w:w="2154"/>
+              <w:gridCol w:w="425"/>
+              <w:gridCol w:w="1251"/>
+              <w:gridCol w:w="19"/>
+              <w:gridCol w:w="1659"/>
+              <w:gridCol w:w="248"/>
+              <w:gridCol w:w="2292"/>
             </w:tblGrid>
             <w:tr>
               <w:trPr>
-                <w:trHeight w:val="661"/>
+                <w:trHeight w:val="706"/>
               </w:trPr>
               <w:tc>
                 <w:tcPr>
-                  <w:tcW w:w="5053" w:type="dxa"/>
-                  <w:gridSpan w:val="4"/>
+                  <w:tcW w:w="5508" w:type="dxa"/>
+                  <w:gridSpan w:val="5"/>
                   <w:tcBorders>
                     <w:top w:val="double" w:sz="18" w:space="0" w:color="auto"/>
                     <w:left w:val="double" w:sz="18" w:space="0" w:color="auto"/>
@@ -3546,7 +3681,7 @@
               </w:tc>
               <w:tc>
                 <w:tcPr>
-                  <w:tcW w:w="2330" w:type="dxa"/>
+                  <w:tcW w:w="2540" w:type="dxa"/>
                   <w:gridSpan w:val="2"/>
                   <w:vMerge w:val="restart"/>
                   <w:tcBorders>
@@ -3625,12 +3760,12 @@
             </w:tr>
             <w:tr>
               <w:trPr>
-                <w:trHeight w:val="655"/>
+                <w:trHeight w:val="697"/>
               </w:trPr>
               <w:tc>
                 <w:tcPr>
-                  <w:tcW w:w="5053" w:type="dxa"/>
-                  <w:gridSpan w:val="4"/>
+                  <w:tcW w:w="5508" w:type="dxa"/>
+                  <w:gridSpan w:val="5"/>
                   <w:tcBorders>
                     <w:top w:val="single" w:sz="4" w:space="0" w:color="000000"/>
                     <w:left w:val="double" w:sz="18" w:space="0" w:color="auto"/>
@@ -3709,7 +3844,7 @@
               </w:tc>
               <w:tc>
                 <w:tcPr>
-                  <w:tcW w:w="2330" w:type="dxa"/>
+                  <w:tcW w:w="2540" w:type="dxa"/>
                   <w:gridSpan w:val="2"/>
                   <w:vMerge/>
                   <w:tcBorders>
@@ -3733,12 +3868,12 @@
             </w:tr>
             <w:tr>
               <w:trPr>
-                <w:trHeight w:val="659"/>
+                <w:trHeight w:val="775"/>
               </w:trPr>
               <w:tc>
                 <w:tcPr>
-                  <w:tcW w:w="7384" w:type="dxa"/>
-                  <w:gridSpan w:val="6"/>
+                  <w:tcW w:w="8048" w:type="dxa"/>
+                  <w:gridSpan w:val="7"/>
                   <w:tcBorders>
                     <w:top w:val="single" w:sz="4" w:space="0" w:color="000000"/>
                     <w:left w:val="double" w:sz="18" w:space="0" w:color="auto"/>
@@ -3794,11 +3929,11 @@
             </w:tr>
             <w:tr>
               <w:trPr>
-                <w:trHeight w:val="1154"/>
+                <w:trHeight w:val="1227"/>
               </w:trPr>
               <w:tc>
                 <w:tcPr>
-                  <w:tcW w:w="1975" w:type="dxa"/>
+                  <w:tcW w:w="2154" w:type="dxa"/>
                   <w:tcBorders>
                     <w:top w:val="single" w:sz="4" w:space="0" w:color="444444"/>
                     <w:left w:val="double" w:sz="18" w:space="0" w:color="auto"/>
@@ -3867,76 +4002,7 @@
               </w:tc>
               <w:tc>
                 <w:tcPr>
-                  <w:tcW w:w="1535" w:type="dxa"/>
-                  <w:tcBorders>
-                    <w:top w:val="single" w:sz="4" w:space="0" w:color="444444"/>
-                    <w:left w:val="single" w:sz="4" w:space="0" w:color="444444"/>
-                    <w:bottom w:val="single" w:sz="4" w:space="0" w:color="444444"/>
-                    <w:right w:val="single" w:sz="4" w:space="0" w:color="444444"/>
-                  </w:tcBorders>
-                </w:tcPr>
-                <w:p>
-                  <w:pPr>
-                    <w:spacing w:line="276" w:lineRule="auto"/>
-                    <w:rPr>
-                      <w:rFonts w:ascii="Nunito Black" w:hAnsi="Nunito Black"/>
-                      <w:b/>
-                      <w:bCs/>
-                      <w:sz w:val="16"/>
-                      <w:szCs w:val="16"/>
-                    </w:rPr>
-                  </w:pPr>
-                  <w:r>
-                    <w:rPr>
-                      <w:rFonts w:ascii="Nunito Black" w:hAnsi="Nunito Black"/>
-                      <w:b/>
-                      <w:bCs/>
-                      <w:sz w:val="16"/>
-                      <w:szCs w:val="16"/>
-                    </w:rPr>
-                    <w:t>ZONA DE CAPTURA:</w:t>
-                  </w:r>
-                </w:p>
-                <w:p>
-                  <w:pPr>
-                    <w:spacing w:line="276" w:lineRule="auto"/>
-                    <w:rPr>
-                      <w:rFonts w:ascii="Nunito" w:hAnsi="Nunito"/>
-                      <w:sz w:val="16"/>
-                      <w:szCs w:val="16"/>
-                    </w:rPr>
-                  </w:pPr>
-                  <w:r>
-                    <w:rPr>
-                      <w:rFonts w:ascii="Nunito" w:hAnsi="Nunito"/>
-                      <w:sz w:val="16"/>
-                      <w:szCs w:val="16"/>
-                    </w:rPr>
-                    <w:t>{{</w:t>
-                  </w:r>
-                  <w:proofErr w:type="spellStart"/>
-                  <w:r>
-                    <w:rPr>
-                      <w:rFonts w:ascii="Nunito" w:hAnsi="Nunito"/>
-                      <w:sz w:val="16"/>
-                      <w:szCs w:val="16"/>
-                    </w:rPr>
-                    <w:t>zona_captura</w:t>
-                  </w:r>
-                  <w:proofErr w:type="spellEnd"/>
-                  <w:r>
-                    <w:rPr>
-                      <w:rFonts w:ascii="Nunito" w:hAnsi="Nunito"/>
-                      <w:sz w:val="16"/>
-                      <w:szCs w:val="16"/>
-                    </w:rPr>
-                    <w:t>}}</w:t>
-                  </w:r>
-                </w:p>
-              </w:tc>
-              <w:tc>
-                <w:tcPr>
-                  <w:tcW w:w="1543" w:type="dxa"/>
+                  <w:tcW w:w="1676" w:type="dxa"/>
                   <w:gridSpan w:val="2"/>
                   <w:tcBorders>
                     <w:top w:val="single" w:sz="4" w:space="0" w:color="444444"/>
@@ -3964,7 +4030,7 @@
                       <w:sz w:val="16"/>
                       <w:szCs w:val="16"/>
                     </w:rPr>
-                    <w:t>PAÍS DE ORIGEN:</w:t>
+                    <w:t>ZONA DE CAPTURA:</w:t>
                   </w:r>
                 </w:p>
                 <w:p>
@@ -3991,7 +4057,7 @@
                       <w:sz w:val="16"/>
                       <w:szCs w:val="16"/>
                     </w:rPr>
-                    <w:t>pais_origen</w:t>
+                    <w:t>zona_captura</w:t>
                   </w:r>
                   <w:proofErr w:type="spellEnd"/>
                   <w:r>
@@ -4006,7 +4072,77 @@
               </w:tc>
               <w:tc>
                 <w:tcPr>
-                  <w:tcW w:w="2330" w:type="dxa"/>
+                  <w:tcW w:w="1677" w:type="dxa"/>
+                  <w:gridSpan w:val="2"/>
+                  <w:tcBorders>
+                    <w:top w:val="single" w:sz="4" w:space="0" w:color="444444"/>
+                    <w:left w:val="single" w:sz="4" w:space="0" w:color="444444"/>
+                    <w:bottom w:val="single" w:sz="4" w:space="0" w:color="444444"/>
+                    <w:right w:val="single" w:sz="4" w:space="0" w:color="444444"/>
+                  </w:tcBorders>
+                </w:tcPr>
+                <w:p>
+                  <w:pPr>
+                    <w:spacing w:line="276" w:lineRule="auto"/>
+                    <w:rPr>
+                      <w:rFonts w:ascii="Nunito Black" w:hAnsi="Nunito Black"/>
+                      <w:b/>
+                      <w:bCs/>
+                      <w:sz w:val="16"/>
+                      <w:szCs w:val="16"/>
+                    </w:rPr>
+                  </w:pPr>
+                  <w:r>
+                    <w:rPr>
+                      <w:rFonts w:ascii="Nunito Black" w:hAnsi="Nunito Black"/>
+                      <w:b/>
+                      <w:bCs/>
+                      <w:sz w:val="16"/>
+                      <w:szCs w:val="16"/>
+                    </w:rPr>
+                    <w:t>PAÍS DE ORIGEN:</w:t>
+                  </w:r>
+                </w:p>
+                <w:p>
+                  <w:pPr>
+                    <w:spacing w:line="276" w:lineRule="auto"/>
+                    <w:rPr>
+                      <w:rFonts w:ascii="Nunito" w:hAnsi="Nunito"/>
+                      <w:sz w:val="16"/>
+                      <w:szCs w:val="16"/>
+                    </w:rPr>
+                  </w:pPr>
+                  <w:r>
+                    <w:rPr>
+                      <w:rFonts w:ascii="Nunito" w:hAnsi="Nunito"/>
+                      <w:sz w:val="16"/>
+                      <w:szCs w:val="16"/>
+                    </w:rPr>
+                    <w:t>{{</w:t>
+                  </w:r>
+                  <w:proofErr w:type="spellStart"/>
+                  <w:r>
+                    <w:rPr>
+                      <w:rFonts w:ascii="Nunito" w:hAnsi="Nunito"/>
+                      <w:sz w:val="16"/>
+                      <w:szCs w:val="16"/>
+                    </w:rPr>
+                    <w:t>pais_origen</w:t>
+                  </w:r>
+                  <w:proofErr w:type="spellEnd"/>
+                  <w:r>
+                    <w:rPr>
+                      <w:rFonts w:ascii="Nunito" w:hAnsi="Nunito"/>
+                      <w:sz w:val="16"/>
+                      <w:szCs w:val="16"/>
+                    </w:rPr>
+                    <w:t>}}</w:t>
+                  </w:r>
+                </w:p>
+              </w:tc>
+              <w:tc>
+                <w:tcPr>
+                  <w:tcW w:w="2540" w:type="dxa"/>
                   <w:gridSpan w:val="2"/>
                   <w:tcBorders>
                     <w:top w:val="single" w:sz="4" w:space="0" w:color="444444"/>
@@ -4089,12 +4225,12 @@
             </w:tr>
             <w:tr>
               <w:trPr>
-                <w:trHeight w:val="819"/>
+                <w:trHeight w:val="872"/>
               </w:trPr>
               <w:tc>
                 <w:tcPr>
-                  <w:tcW w:w="3531" w:type="dxa"/>
-                  <w:gridSpan w:val="3"/>
+                  <w:tcW w:w="3849" w:type="dxa"/>
+                  <w:gridSpan w:val="4"/>
                   <w:tcBorders>
                     <w:top w:val="single" w:sz="4" w:space="0" w:color="444444"/>
                     <w:left w:val="double" w:sz="18" w:space="0" w:color="auto"/>
@@ -4136,8 +4272,8 @@
                   <w:r>
                     <w:rPr>
                       <w:rFonts w:ascii="Nunito" w:hAnsi="Nunito"/>
-                      <w:sz w:val="16"/>
-                      <w:szCs w:val="16"/>
+                      <w:sz w:val="14"/>
+                      <w:szCs w:val="14"/>
                     </w:rPr>
                     <w:t>UNA VEZ DESCONGELADO NO VOLVER A CONGELAR</w:t>
                   </w:r>
@@ -4145,7 +4281,7 @@
               </w:tc>
               <w:tc>
                 <w:tcPr>
-                  <w:tcW w:w="3852" w:type="dxa"/>
+                  <w:tcW w:w="4198" w:type="dxa"/>
                   <w:gridSpan w:val="3"/>
                   <w:tcBorders>
                     <w:left w:val="single" w:sz="4" w:space="0" w:color="444444"/>
@@ -4214,111 +4350,155 @@
             </w:tr>
             <w:tr>
               <w:trPr>
-                <w:trHeight w:val="1076"/>
+                <w:trHeight w:val="1145"/>
               </w:trPr>
               <w:tc>
                 <w:tcPr>
-                  <w:tcW w:w="5280" w:type="dxa"/>
-                  <w:gridSpan w:val="5"/>
+                  <w:tcW w:w="2579" w:type="dxa"/>
+                  <w:gridSpan w:val="2"/>
                   <w:tcBorders>
                     <w:top w:val="single" w:sz="4" w:space="0" w:color="444444"/>
                     <w:left w:val="double" w:sz="18" w:space="0" w:color="auto"/>
                     <w:bottom w:val="double" w:sz="18" w:space="0" w:color="auto"/>
-                    <w:right w:val="single" w:sz="4" w:space="0" w:color="FFFFFF" w:themeColor="background1"/>
+                    <w:right w:val="single" w:sz="4" w:space="0" w:color="444444"/>
                   </w:tcBorders>
                 </w:tcPr>
                 <w:p>
                   <w:pPr>
-                    <w:spacing w:line="276" w:lineRule="auto"/>
-                    <w:rPr>
-                      <w:rFonts w:ascii="Nunito Black" w:hAnsi="Nunito Black"/>
-                      <w:b/>
-                      <w:bCs/>
-                      <w:sz w:val="16"/>
-                      <w:szCs w:val="16"/>
-                    </w:rPr>
-                  </w:pPr>
-                  <w:r>
-                    <w:rPr>
-                      <w:rFonts w:ascii="Nunito Black" w:hAnsi="Nunito Black"/>
-                      <w:b/>
-                      <w:bCs/>
-                      <w:sz w:val="16"/>
-                      <w:szCs w:val="16"/>
-                    </w:rPr>
-                    <w:t>EXPEDIDOR:</w:t>
-                  </w:r>
-                </w:p>
-                <w:p>
-                  <w:pPr>
-                    <w:jc w:val="center"/>
-                    <w:rPr>
-                      <w:rFonts w:ascii="Nunito" w:hAnsi="Nunito"/>
-                      <w:b/>
-                      <w:bCs/>
-                      <w:sz w:val="16"/>
-                      <w:szCs w:val="16"/>
-                    </w:rPr>
-                  </w:pPr>
-                  <w:r>
-                    <w:rPr>
-                      <w:rFonts w:ascii="Nunito" w:hAnsi="Nunito"/>
-                      <w:b/>
-                      <w:bCs/>
-                      <w:sz w:val="16"/>
-                      <w:szCs w:val="16"/>
-                    </w:rPr>
-                    <w:t xml:space="preserve">PESCADOS Y MARISCOS SANTIAGO Y SANTIAGO, S.L. </w:t>
-                  </w:r>
-                </w:p>
-                <w:p>
-                  <w:pPr>
-                    <w:jc w:val="center"/>
-                    <w:rPr>
-                      <w:rFonts w:ascii="Nunito" w:hAnsi="Nunito"/>
-                      <w:b/>
-                      <w:bCs/>
-                      <w:sz w:val="16"/>
-                      <w:szCs w:val="16"/>
-                    </w:rPr>
-                  </w:pPr>
-                  <w:r>
-                    <w:rPr>
-                      <w:rFonts w:ascii="Nunito" w:hAnsi="Nunito"/>
-                      <w:b/>
-                      <w:bCs/>
-                      <w:sz w:val="16"/>
-                      <w:szCs w:val="16"/>
-                    </w:rPr>
-                    <w:t>Calle Laguna del Marquesado nave 43C</w:t>
-                  </w:r>
-                </w:p>
-                <w:p>
-                  <w:pPr>
-                    <w:jc w:val="center"/>
-                    <w:rPr>
-                      <w:rFonts w:ascii="Nunito" w:hAnsi="Nunito"/>
-                      <w:b/>
-                      <w:bCs/>
-                      <w:sz w:val="16"/>
-                      <w:szCs w:val="16"/>
-                    </w:rPr>
-                  </w:pPr>
-                  <w:r>
-                    <w:rPr>
-                      <w:rFonts w:ascii="Nunito" w:hAnsi="Nunito"/>
-                      <w:b/>
-                      <w:bCs/>
-                      <w:sz w:val="16"/>
-                      <w:szCs w:val="16"/>
-                    </w:rPr>
-                    <w:t>28021 Madrid</w:t>
+                    <w:rPr>
+                      <w:rFonts w:ascii="Nunito Black" w:hAnsi="Nunito Black"/>
+                      <w:b/>
+                      <w:bCs/>
+                      <w:sz w:val="16"/>
+                      <w:szCs w:val="16"/>
+                    </w:rPr>
+                  </w:pPr>
+                  <w:r>
+                    <w:rPr>
+                      <w:rFonts w:ascii="Nunito Black" w:hAnsi="Nunito Black"/>
+                      <w:b/>
+                      <w:bCs/>
+                      <w:sz w:val="16"/>
+                      <w:szCs w:val="16"/>
+                    </w:rPr>
+                    <w:t>PESO NETO:</w:t>
+                  </w:r>
+                </w:p>
+                <w:p>
+                  <w:pPr>
+                    <w:rPr>
+                      <w:rFonts w:ascii="Nunito Black" w:hAnsi="Nunito Black"/>
+                      <w:b/>
+                      <w:bCs/>
+                      <w:sz w:val="16"/>
+                      <w:szCs w:val="16"/>
+                    </w:rPr>
+                  </w:pPr>
+                </w:p>
+                <w:p>
+                  <w:pPr>
+                    <w:rPr>
+                      <w:rFonts w:ascii="Nunito" w:hAnsi="Nunito"/>
+                      <w:b/>
+                      <w:bCs/>
+                      <w:sz w:val="16"/>
+                      <w:szCs w:val="16"/>
+                    </w:rPr>
+                  </w:pPr>
+                  <w:r>
+                    <w:rPr>
+                      <w:rFonts w:ascii="Nunito" w:hAnsi="Nunito"/>
+                      <w:b/>
+                      <w:bCs/>
+                      <w:sz w:val="16"/>
+                      <w:szCs w:val="16"/>
+                    </w:rPr>
+                    <w:t xml:space="preserve"> </w:t>
                   </w:r>
                 </w:p>
               </w:tc>
               <w:tc>
                 <w:tcPr>
-                  <w:tcW w:w="2103" w:type="dxa"/>
+                  <w:tcW w:w="3177" w:type="dxa"/>
+                  <w:gridSpan w:val="4"/>
+                  <w:tcBorders>
+                    <w:top w:val="single" w:sz="4" w:space="0" w:color="444444"/>
+                    <w:left w:val="single" w:sz="4" w:space="0" w:color="444444"/>
+                    <w:bottom w:val="double" w:sz="18" w:space="0" w:color="auto"/>
+                    <w:right w:val="single" w:sz="4" w:space="0" w:color="FFFFFF" w:themeColor="background1"/>
+                  </w:tcBorders>
+                  <w:vAlign w:val="center"/>
+                </w:tcPr>
+                <w:p>
+                  <w:pPr>
+                    <w:spacing w:line="276" w:lineRule="auto"/>
+                    <w:rPr>
+                      <w:rFonts w:ascii="Nunito Black" w:hAnsi="Nunito Black"/>
+                      <w:b/>
+                      <w:bCs/>
+                      <w:sz w:val="16"/>
+                      <w:szCs w:val="16"/>
+                    </w:rPr>
+                  </w:pPr>
+                  <w:r>
+                    <w:rPr>
+                      <w:rFonts w:ascii="Nunito Black" w:hAnsi="Nunito Black"/>
+                      <w:b/>
+                      <w:bCs/>
+                      <w:sz w:val="16"/>
+                      <w:szCs w:val="16"/>
+                    </w:rPr>
+                    <w:t>EXPEDIDOR:</w:t>
+                  </w:r>
+                </w:p>
+                <w:p>
+                  <w:pPr>
+                    <w:jc w:val="center"/>
+                    <w:rPr>
+                      <w:rFonts w:ascii="Nunito" w:hAnsi="Nunito"/>
+                      <w:b/>
+                      <w:bCs/>
+                      <w:sz w:val="16"/>
+                      <w:szCs w:val="16"/>
+                    </w:rPr>
+                  </w:pPr>
+                  <w:r>
+                    <w:rPr>
+                      <w:rFonts w:ascii="Nunito" w:hAnsi="Nunito"/>
+                      <w:b/>
+                      <w:bCs/>
+                      <w:sz w:val="16"/>
+                      <w:szCs w:val="16"/>
+                    </w:rPr>
+                    <w:t>PESCADOS Y MARISCOS SANTIAGO Y SANTIAGO, S.L. Calle Laguna del Marquesado nave 43C</w:t>
+                  </w:r>
+                </w:p>
+                <w:p>
+                  <w:pPr>
+                    <w:jc w:val="center"/>
+                    <w:rPr>
+                      <w:rFonts w:ascii="Nunito" w:hAnsi="Nunito"/>
+                      <w:b/>
+                      <w:bCs/>
+                      <w:sz w:val="16"/>
+                      <w:szCs w:val="16"/>
+                    </w:rPr>
+                  </w:pPr>
+                  <w:r>
+                    <w:rPr>
+                      <w:rFonts w:ascii="Nunito" w:hAnsi="Nunito"/>
+                      <w:b/>
+                      <w:bCs/>
+                      <w:sz w:val="16"/>
+                      <w:szCs w:val="16"/>
+                    </w:rPr>
+                    <w:t>28021 Madrid</w:t>
+                  </w:r>
+                </w:p>
+              </w:tc>
+              <w:tc>
+                <w:tcPr>
+                  <w:tcW w:w="2291" w:type="dxa"/>
                   <w:tcBorders>
                     <w:top w:val="single" w:sz="4" w:space="0" w:color="444444"/>
                     <w:left w:val="single" w:sz="4" w:space="0" w:color="FFFFFF" w:themeColor="background1"/>
@@ -4347,18 +4527,18 @@
                     <mc:AlternateContent>
                       <mc:Choice Requires="wps">
                         <w:drawing>
-                          <wp:anchor distT="0" distB="0" distL="114300" distR="114300" simplePos="0" relativeHeight="251671552" behindDoc="0" locked="0" layoutInCell="1" allowOverlap="1" wp14:anchorId="675C1D8E" wp14:editId="53E6C327">
+                          <wp:anchor distT="0" distB="0" distL="114300" distR="114300" simplePos="0" relativeHeight="251671552" behindDoc="0" locked="0" layoutInCell="1" allowOverlap="1" wp14:anchorId="7F07B6EE" wp14:editId="6601CE81">
                             <wp:simplePos x="0" y="0"/>
                             <wp:positionH relativeFrom="column">
-                              <wp:posOffset>-66675</wp:posOffset>
+                              <wp:posOffset>-6985</wp:posOffset>
                             </wp:positionH>
                             <wp:positionV relativeFrom="paragraph">
-                              <wp:posOffset>2540</wp:posOffset>
+                              <wp:posOffset>19050</wp:posOffset>
                             </wp:positionV>
-                            <wp:extent cx="1227666" cy="685800"/>
-                            <wp:effectExtent l="0" t="0" r="10795" b="19050"/>
+                            <wp:extent cx="1266825" cy="704850"/>
+                            <wp:effectExtent l="0" t="0" r="28575" b="19050"/>
                             <wp:wrapNone/>
-                            <wp:docPr id="1635590281" name="Elipse 2"/>
+                            <wp:docPr id="3" name="Elipse 2"/>
                             <wp:cNvGraphicFramePr/>
                             <a:graphic xmlns:a="http://schemas.openxmlformats.org/drawingml/2006/main">
                               <a:graphicData uri="http://schemas.microsoft.com/office/word/2010/wordprocessingShape">
@@ -4367,7 +4547,7 @@
                                   <wps:spPr>
                                     <a:xfrm>
                                       <a:off x="0" y="0"/>
-                                      <a:ext cx="1227666" cy="685800"/>
+                                      <a:ext cx="1266825" cy="704850"/>
                                     </a:xfrm>
                                     <a:prstGeom prst="ellipse">
                                       <a:avLst/>
@@ -4399,8 +4579,8 @@
                                             <w:rFonts w:ascii="Nunito" w:hAnsi="Nunito"/>
                                             <w:b/>
                                             <w:bCs/>
-                                            <w:sz w:val="14"/>
-                                            <w:szCs w:val="14"/>
+                                            <w:sz w:val="16"/>
+                                            <w:szCs w:val="16"/>
                                           </w:rPr>
                                         </w:pPr>
                                         <w:r>
@@ -4408,8 +4588,8 @@
                                             <w:rFonts w:ascii="Nunito" w:hAnsi="Nunito"/>
                                             <w:b/>
                                             <w:bCs/>
-                                            <w:sz w:val="14"/>
-                                            <w:szCs w:val="14"/>
+                                            <w:sz w:val="16"/>
+                                            <w:szCs w:val="16"/>
                                           </w:rPr>
                                           <w:t>ES</w:t>
                                         </w:r>
@@ -4423,8 +4603,8 @@
                                             <w:rFonts w:ascii="Nunito" w:hAnsi="Nunito"/>
                                             <w:b/>
                                             <w:bCs/>
-                                            <w:sz w:val="14"/>
-                                            <w:szCs w:val="14"/>
+                                            <w:sz w:val="16"/>
+                                            <w:szCs w:val="16"/>
                                           </w:rPr>
                                         </w:pPr>
                                         <w:r>
@@ -4432,8 +4612,8 @@
                                             <w:rFonts w:ascii="Nunito" w:hAnsi="Nunito"/>
                                             <w:b/>
                                             <w:bCs/>
-                                            <w:sz w:val="14"/>
-                                            <w:szCs w:val="14"/>
+                                            <w:sz w:val="16"/>
+                                            <w:szCs w:val="16"/>
                                           </w:rPr>
                                           <w:t>12.00114276/M</w:t>
                                         </w:r>
@@ -4447,8 +4627,8 @@
                                             <w:rFonts w:ascii="Nunito" w:hAnsi="Nunito"/>
                                             <w:b/>
                                             <w:bCs/>
-                                            <w:sz w:val="14"/>
-                                            <w:szCs w:val="14"/>
+                                            <w:sz w:val="16"/>
+                                            <w:szCs w:val="16"/>
                                           </w:rPr>
                                         </w:pPr>
                                         <w:r>
@@ -4456,8 +4636,8 @@
                                             <w:rFonts w:ascii="Nunito" w:hAnsi="Nunito"/>
                                             <w:b/>
                                             <w:bCs/>
-                                            <w:sz w:val="14"/>
-                                            <w:szCs w:val="14"/>
+                                            <w:sz w:val="16"/>
+                                            <w:szCs w:val="16"/>
                                           </w:rPr>
                                           <w:t>CE</w:t>
                                         </w:r>
@@ -4484,7 +4664,7 @@
                       </mc:Choice>
                       <mc:Fallback>
                         <w:pict>
-                          <v:oval w14:anchorId="675C1D8E" id="_x0000_s1029" style="position:absolute;left:0;text-align:left;margin-left:-5.25pt;margin-top:.2pt;width:96.65pt;height:54pt;z-index:251671552;visibility:visible;mso-wrap-style:square;mso-width-percent:0;mso-height-percent:0;mso-wrap-distance-left:9pt;mso-wrap-distance-top:0;mso-wrap-distance-right:9pt;mso-wrap-distance-bottom:0;mso-position-horizontal:absolute;mso-position-horizontal-relative:text;mso-position-vertical:absolute;mso-position-vertical-relative:text;mso-width-percent:0;mso-height-percent:0;mso-width-relative:margin;mso-height-relative:margin;v-text-anchor:middle" o:gfxdata="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" fillcolor="white [3201]" strokecolor="black [3200]" strokeweight="1pt">
+                          <v:oval w14:anchorId="7F07B6EE" id="_x0000_s1029" style="position:absolute;left:0;text-align:left;margin-left:-.55pt;margin-top:1.5pt;width:99.75pt;height:55.5pt;z-index:251671552;visibility:visible;mso-wrap-style:square;mso-width-percent:0;mso-height-percent:0;mso-wrap-distance-left:9pt;mso-wrap-distance-top:0;mso-wrap-distance-right:9pt;mso-wrap-distance-bottom:0;mso-position-horizontal:absolute;mso-position-horizontal-relative:text;mso-position-vertical:absolute;mso-position-vertical-relative:text;mso-width-percent:0;mso-height-percent:0;mso-width-relative:margin;mso-height-relative:margin;v-text-anchor:middle" o:gfxdata="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" fillcolor="white [3201]" strokecolor="black [3200]" strokeweight="1pt">
                             <v:stroke joinstyle="miter"/>
                             <v:textbox>
                               <w:txbxContent>
@@ -4497,8 +4677,8 @@
                                       <w:rFonts w:ascii="Nunito" w:hAnsi="Nunito"/>
                                       <w:b/>
                                       <w:bCs/>
-                                      <w:sz w:val="14"/>
-                                      <w:szCs w:val="14"/>
+                                      <w:sz w:val="16"/>
+                                      <w:szCs w:val="16"/>
                                     </w:rPr>
                                   </w:pPr>
                                   <w:r>
@@ -4506,8 +4686,8 @@
                                       <w:rFonts w:ascii="Nunito" w:hAnsi="Nunito"/>
                                       <w:b/>
                                       <w:bCs/>
-                                      <w:sz w:val="14"/>
-                                      <w:szCs w:val="14"/>
+                                      <w:sz w:val="16"/>
+                                      <w:szCs w:val="16"/>
                                     </w:rPr>
                                     <w:t>ES</w:t>
                                   </w:r>
@@ -4521,8 +4701,8 @@
                                       <w:rFonts w:ascii="Nunito" w:hAnsi="Nunito"/>
                                       <w:b/>
                                       <w:bCs/>
-                                      <w:sz w:val="14"/>
-                                      <w:szCs w:val="14"/>
+                                      <w:sz w:val="16"/>
+                                      <w:szCs w:val="16"/>
                                     </w:rPr>
                                   </w:pPr>
                                   <w:r>
@@ -4530,8 +4710,8 @@
                                       <w:rFonts w:ascii="Nunito" w:hAnsi="Nunito"/>
                                       <w:b/>
                                       <w:bCs/>
-                                      <w:sz w:val="14"/>
-                                      <w:szCs w:val="14"/>
+                                      <w:sz w:val="16"/>
+                                      <w:szCs w:val="16"/>
                                     </w:rPr>
                                     <w:t>12.00114276/M</w:t>
                                   </w:r>
@@ -4545,8 +4725,8 @@
                                       <w:rFonts w:ascii="Nunito" w:hAnsi="Nunito"/>
                                       <w:b/>
                                       <w:bCs/>
-                                      <w:sz w:val="14"/>
-                                      <w:szCs w:val="14"/>
+                                      <w:sz w:val="16"/>
+                                      <w:szCs w:val="16"/>
                                     </w:rPr>
                                   </w:pPr>
                                   <w:r>
@@ -4554,8 +4734,8 @@
                                       <w:rFonts w:ascii="Nunito" w:hAnsi="Nunito"/>
                                       <w:b/>
                                       <w:bCs/>
-                                      <w:sz w:val="14"/>
-                                      <w:szCs w:val="14"/>
+                                      <w:sz w:val="16"/>
+                                      <w:szCs w:val="16"/>
                                     </w:rPr>
                                     <w:t>CE</w:t>
                                   </w:r>
@@ -4599,7 +4779,7 @@
 </file>
 
 <file path=word/styles.xml><?xml version="1.0" encoding="utf-8"?>
-<w:styles xmlns:mc="http://schemas.openxmlformats.org/markup-compatibility/2006" xmlns:r="http://schemas.openxmlformats.org/officeDocument/2006/relationships" xmlns:w="http://schemas.openxmlformats.org/wordprocessingml/2006/main" xmlns:w14="http://schemas.microsoft.com/office/word/2010/wordml" xmlns:w15="http://schemas.microsoft.com/office/word/2012/wordml" xmlns:w16cex="http://schemas.microsoft.com/office/word/2018/wordml/cex" xmlns:w16cid="http://schemas.microsoft.com/office/word/2016/wordml/cid" xmlns:w16="http://schemas.microsoft.com/office/word/2018/wordml" xmlns:w16du="http://schemas.microsoft.com/office/word/2023/wordml/word16du" xmlns:w16sdtdh="http://schemas.microsoft.com/office/word/2020/wordml/sdtdatahash" xmlns:w16sdtfl="http://schemas.microsoft.com/office/word/2024/wordml/sdtformatlock" xmlns:w16se="http://schemas.microsoft.com/office/word/2015/wordml/symex" mc:Ignorable="w14 w15 w16se w16cid w16 w16cex w16sdtdh w16sdtfl w16du">
+<w:styles xmlns:mc="http://schemas.openxmlformats.org/markup-compatibility/2006" xmlns:r="http://schemas.openxmlformats.org/officeDocument/2006/relationships" xmlns:w="http://schemas.openxmlformats.org/wordprocessingml/2006/main" xmlns:w14="http://schemas.microsoft.com/office/word/2010/wordml" xmlns:w15="http://schemas.microsoft.com/office/word/2012/wordml" xmlns:w16cex="http://schemas.microsoft.com/office/word/2018/wordml/cex" xmlns:w16cid="http://schemas.microsoft.com/office/word/2016/wordml/cid" xmlns:w16="http://schemas.microsoft.com/office/word/2018/wordml" xmlns:w16sdtdh="http://schemas.microsoft.com/office/word/2020/wordml/sdtdatahash" xmlns:w16se="http://schemas.microsoft.com/office/word/2015/wordml/symex" mc:Ignorable="w14 w15 w16se w16cid w16 w16cex w16sdtdh">
   <w:docDefaults>
     <w:rPrDefault>
       <w:rPr>
